--- a/informe/MCG_2026-07.docx
+++ b/informe/MCG_2026-07.docx
@@ -67,7 +67,7 @@
           <w:color w:val="5A6470"/>
           <w:sz w:val="17"/>
         </w:rPr>
-        <w:t>Datos al 2026-07-15 22:00:03 UTC · 54 vínculos activo-conflicto · fuente de precios: Yahoo Finance vía yfinance</w:t>
+        <w:t>Datos al 2026-07-16 13:54:53 UTC · 54 vínculos activo-conflicto · fuente de precios: Yahoo Finance vía yfinance</w:t>
       </w:r>
     </w:p>
     <w:p>
@@ -369,7 +369,7 @@
                 <w:color w:val="1F6F4A"/>
                 <w:sz w:val="19"/>
               </w:rPr>
-              <w:t>+12.10%</w:t>
+              <w:t>+4.64%</w:t>
             </w:r>
           </w:p>
         </w:tc>
@@ -386,10 +386,10 @@
                 <w:rFonts w:ascii="Calibri" w:hAnsi="Calibri"/>
                 <w:b/>
                 <w:i w:val="0"/>
-                <w:color w:val="A33A2E"/>
+                <w:color w:val="1F6F4A"/>
                 <w:sz w:val="19"/>
               </w:rPr>
-              <w:t>-5.73%</w:t>
+              <w:t>+12.70%</w:t>
             </w:r>
           </w:p>
         </w:tc>
@@ -409,7 +409,7 @@
                 <w:color w:val="7A6A3F"/>
                 <w:sz w:val="19"/>
               </w:rPr>
-              <w:t>+3.32</w:t>
+              <w:t>+2.51</w:t>
             </w:r>
           </w:p>
         </w:tc>
@@ -484,10 +484,10 @@
                 <w:rFonts w:ascii="Calibri" w:hAnsi="Calibri"/>
                 <w:b/>
                 <w:i w:val="0"/>
-                <w:color w:val="1F6F4A"/>
+                <w:color w:val="A33A2E"/>
                 <w:sz w:val="19"/>
               </w:rPr>
-              <w:t>+5.80%</w:t>
+              <w:t>-5.68%</w:t>
             </w:r>
           </w:p>
         </w:tc>
@@ -504,10 +504,10 @@
                 <w:rFonts w:ascii="Calibri" w:hAnsi="Calibri"/>
                 <w:b/>
                 <w:i w:val="0"/>
-                <w:color w:val="1F6F4A"/>
+                <w:color w:val="A33A2E"/>
                 <w:sz w:val="19"/>
               </w:rPr>
-              <w:t>+4.33%</w:t>
+              <w:t>-19.93%</w:t>
             </w:r>
           </w:p>
         </w:tc>
@@ -527,243 +527,7 @@
                 <w:color w:val="7A6A3F"/>
                 <w:sz w:val="19"/>
               </w:rPr>
-              <w:t>+2.40</w:t>
-            </w:r>
-          </w:p>
-        </w:tc>
-      </w:tr>
-      <w:tr>
-        <w:tc>
-          <w:tcPr>
-            <w:tcW w:type="dxa" w:w="1872"/>
-          </w:tcPr>
-          <w:p>
-            <w:r>
-              <w:rPr>
-                <w:rFonts w:ascii="Calibri" w:hAnsi="Calibri"/>
-                <w:b/>
-                <w:i w:val="0"/>
-                <w:color w:val="1F2A33"/>
-                <w:sz w:val="19"/>
-              </w:rPr>
-              <w:t>BZ=F</w:t>
-            </w:r>
-            <w:r>
-              <w:rPr>
-                <w:rFonts w:ascii="Calibri" w:hAnsi="Calibri"/>
-                <w:b w:val="0"/>
-                <w:i w:val="0"/>
-                <w:color w:val="5A6470"/>
-                <w:sz w:val="16"/>
-              </w:rPr>
-              <w:br/>
-              <w:t>Petróleo Brent</w:t>
-            </w:r>
-          </w:p>
-        </w:tc>
-        <w:tc>
-          <w:tcPr>
-            <w:tcW w:type="dxa" w:w="1872"/>
-          </w:tcPr>
-          <w:p>
-            <w:r>
-              <w:rPr>
-                <w:rFonts w:ascii="Calibri" w:hAnsi="Calibri"/>
-                <w:b w:val="0"/>
-                <w:i w:val="0"/>
-                <w:color w:val="26413C"/>
-                <w:sz w:val="18"/>
-              </w:rPr>
-              <w:t>Rusia–Ucrania</w:t>
-            </w:r>
-            <w:r>
-              <w:rPr>
-                <w:rFonts w:ascii="Calibri" w:hAnsi="Calibri"/>
-                <w:b w:val="0"/>
-                <w:i w:val="0"/>
-                <w:color w:val="5A6470"/>
-                <w:sz w:val="17"/>
-              </w:rPr>
-              <w:br/>
-              <w:t>Rusia - Ucrania</w:t>
-            </w:r>
-          </w:p>
-        </w:tc>
-        <w:tc>
-          <w:tcPr>
-            <w:tcW w:type="dxa" w:w="1872"/>
-          </w:tcPr>
-          <w:p>
-            <w:pPr>
-              <w:jc w:val="right"/>
-            </w:pPr>
-            <w:r>
-              <w:rPr>
-                <w:rFonts w:ascii="Calibri" w:hAnsi="Calibri"/>
-                <w:b/>
-                <w:i w:val="0"/>
-                <w:color w:val="1F6F4A"/>
-                <w:sz w:val="19"/>
-              </w:rPr>
-              <w:t>+4.90%</w:t>
-            </w:r>
-          </w:p>
-        </w:tc>
-        <w:tc>
-          <w:tcPr>
-            <w:tcW w:type="dxa" w:w="1872"/>
-          </w:tcPr>
-          <w:p>
-            <w:pPr>
-              <w:jc w:val="right"/>
-            </w:pPr>
-            <w:r>
-              <w:rPr>
-                <w:rFonts w:ascii="Calibri" w:hAnsi="Calibri"/>
-                <w:b/>
-                <w:i w:val="0"/>
-                <w:color w:val="1F6F4A"/>
-                <w:sz w:val="19"/>
-              </w:rPr>
-              <w:t>+6.22%</w:t>
-            </w:r>
-          </w:p>
-        </w:tc>
-        <w:tc>
-          <w:tcPr>
-            <w:tcW w:type="dxa" w:w="1872"/>
-          </w:tcPr>
-          <w:p>
-            <w:pPr>
-              <w:jc w:val="right"/>
-            </w:pPr>
-            <w:r>
-              <w:rPr>
-                <w:rFonts w:ascii="Calibri" w:hAnsi="Calibri"/>
-                <w:b/>
-                <w:i w:val="0"/>
-                <w:color w:val="7A6A3F"/>
-                <w:sz w:val="19"/>
-              </w:rPr>
-              <w:t>+2.05</w:t>
-            </w:r>
-          </w:p>
-        </w:tc>
-      </w:tr>
-      <w:tr>
-        <w:tc>
-          <w:tcPr>
-            <w:tcW w:type="dxa" w:w="1872"/>
-          </w:tcPr>
-          <w:p>
-            <w:r>
-              <w:rPr>
-                <w:rFonts w:ascii="Calibri" w:hAnsi="Calibri"/>
-                <w:b/>
-                <w:i w:val="0"/>
-                <w:color w:val="1F2A33"/>
-                <w:sz w:val="19"/>
-              </w:rPr>
-              <w:t>ZIM</w:t>
-            </w:r>
-            <w:r>
-              <w:rPr>
-                <w:rFonts w:ascii="Calibri" w:hAnsi="Calibri"/>
-                <w:b w:val="0"/>
-                <w:i w:val="0"/>
-                <w:color w:val="5A6470"/>
-                <w:sz w:val="16"/>
-              </w:rPr>
-              <w:br/>
-              <w:t>Zim Integrated Shipping</w:t>
-            </w:r>
-          </w:p>
-        </w:tc>
-        <w:tc>
-          <w:tcPr>
-            <w:tcW w:type="dxa" w:w="1872"/>
-          </w:tcPr>
-          <w:p>
-            <w:r>
-              <w:rPr>
-                <w:rFonts w:ascii="Calibri" w:hAnsi="Calibri"/>
-                <w:b w:val="0"/>
-                <w:i w:val="0"/>
-                <w:color w:val="26413C"/>
-                <w:sz w:val="18"/>
-              </w:rPr>
-              <w:t>Complejo Israel–Irán</w:t>
-            </w:r>
-            <w:r>
-              <w:rPr>
-                <w:rFonts w:ascii="Calibri" w:hAnsi="Calibri"/>
-                <w:b w:val="0"/>
-                <w:i w:val="0"/>
-                <w:color w:val="5A6470"/>
-                <w:sz w:val="17"/>
-              </w:rPr>
-              <w:br/>
-              <w:t>Irán–Israel–EE.UU.</w:t>
-            </w:r>
-          </w:p>
-        </w:tc>
-        <w:tc>
-          <w:tcPr>
-            <w:tcW w:type="dxa" w:w="1872"/>
-          </w:tcPr>
-          <w:p>
-            <w:pPr>
-              <w:jc w:val="right"/>
-            </w:pPr>
-            <w:r>
-              <w:rPr>
-                <w:rFonts w:ascii="Calibri" w:hAnsi="Calibri"/>
-                <w:b/>
-                <w:i w:val="0"/>
-                <w:color w:val="1F6F4A"/>
-                <w:sz w:val="19"/>
-              </w:rPr>
-              <w:t>+7.20%</w:t>
-            </w:r>
-          </w:p>
-        </w:tc>
-        <w:tc>
-          <w:tcPr>
-            <w:tcW w:type="dxa" w:w="1872"/>
-          </w:tcPr>
-          <w:p>
-            <w:pPr>
-              <w:jc w:val="right"/>
-            </w:pPr>
-            <w:r>
-              <w:rPr>
-                <w:rFonts w:ascii="Calibri" w:hAnsi="Calibri"/>
-                <w:b/>
-                <w:i w:val="0"/>
-                <w:color w:val="A33A2E"/>
-                <w:sz w:val="19"/>
-              </w:rPr>
-              <w:t>-0.75%</w:t>
-            </w:r>
-          </w:p>
-        </w:tc>
-        <w:tc>
-          <w:tcPr>
-            <w:tcW w:type="dxa" w:w="1872"/>
-          </w:tcPr>
-          <w:p>
-            <w:pPr>
-              <w:jc w:val="right"/>
-            </w:pPr>
-            <w:r>
-              <w:rPr>
-                <w:rFonts w:ascii="Calibri" w:hAnsi="Calibri"/>
-                <w:b/>
-                <w:i w:val="0"/>
-                <w:color w:val="7A6A3F"/>
-                <w:sz w:val="19"/>
-              </w:rPr>
-              <w:t>+1.90</w:t>
+              <w:t>-1.52</w:t>
             </w:r>
           </w:p>
         </w:tc>
@@ -937,122 +701,6 @@
                 <w:color w:val="1F2A33"/>
                 <w:sz w:val="18"/>
               </w:rPr>
-              <w:t>BZ=F</w:t>
-            </w:r>
-          </w:p>
-        </w:tc>
-        <w:tc>
-          <w:tcPr>
-            <w:tcW w:type="dxa" w:w="1560"/>
-          </w:tcPr>
-          <w:p>
-            <w:r>
-              <w:rPr>
-                <w:rFonts w:ascii="Calibri" w:hAnsi="Calibri"/>
-                <w:b w:val="0"/>
-                <w:i w:val="0"/>
-                <w:color w:val="222A30"/>
-                <w:sz w:val="17"/>
-              </w:rPr>
-              <w:t>Petróleo crudo</w:t>
-            </w:r>
-          </w:p>
-        </w:tc>
-        <w:tc>
-          <w:tcPr>
-            <w:tcW w:type="dxa" w:w="1560"/>
-          </w:tcPr>
-          <w:p>
-            <w:pPr>
-              <w:jc w:val="right"/>
-            </w:pPr>
-            <w:r>
-              <w:rPr>
-                <w:rFonts w:ascii="Calibri" w:hAnsi="Calibri"/>
-                <w:b w:val="0"/>
-                <w:i w:val="0"/>
-                <w:color w:val="222A30"/>
-                <w:sz w:val="18"/>
-              </w:rPr>
-              <w:t>191.9</w:t>
-            </w:r>
-          </w:p>
-        </w:tc>
-        <w:tc>
-          <w:tcPr>
-            <w:tcW w:type="dxa" w:w="1560"/>
-          </w:tcPr>
-          <w:p>
-            <w:pPr>
-              <w:jc w:val="right"/>
-            </w:pPr>
-            <w:r>
-              <w:rPr>
-                <w:rFonts w:ascii="Calibri" w:hAnsi="Calibri"/>
-                <w:b/>
-                <w:i w:val="0"/>
-                <w:color w:val="1F6F4A"/>
-                <w:sz w:val="19"/>
-              </w:rPr>
-              <w:t>+4.90%</w:t>
-            </w:r>
-          </w:p>
-        </w:tc>
-        <w:tc>
-          <w:tcPr>
-            <w:tcW w:type="dxa" w:w="1560"/>
-          </w:tcPr>
-          <w:p>
-            <w:pPr>
-              <w:jc w:val="right"/>
-            </w:pPr>
-            <w:r>
-              <w:rPr>
-                <w:rFonts w:ascii="Calibri" w:hAnsi="Calibri"/>
-                <w:b/>
-                <w:i w:val="0"/>
-                <w:color w:val="1F6F4A"/>
-                <w:sz w:val="19"/>
-              </w:rPr>
-              <w:t>+10.18%</w:t>
-            </w:r>
-          </w:p>
-        </w:tc>
-        <w:tc>
-          <w:tcPr>
-            <w:tcW w:type="dxa" w:w="1560"/>
-          </w:tcPr>
-          <w:p>
-            <w:pPr>
-              <w:jc w:val="right"/>
-            </w:pPr>
-            <w:r>
-              <w:rPr>
-                <w:rFonts w:ascii="Calibri" w:hAnsi="Calibri"/>
-                <w:b w:val="0"/>
-                <w:i w:val="0"/>
-                <w:color w:val="5A6470"/>
-                <w:sz w:val="18"/>
-              </w:rPr>
-              <w:t>30.24%</w:t>
-            </w:r>
-          </w:p>
-        </w:tc>
-      </w:tr>
-      <w:tr>
-        <w:tc>
-          <w:tcPr>
-            <w:tcW w:type="dxa" w:w="1560"/>
-          </w:tcPr>
-          <w:p>
-            <w:r>
-              <w:rPr>
-                <w:rFonts w:ascii="Calibri" w:hAnsi="Calibri"/>
-                <w:b/>
-                <w:i w:val="0"/>
-                <w:color w:val="1F2A33"/>
-                <w:sz w:val="18"/>
-              </w:rPr>
               <w:t>ZC=F</w:t>
             </w:r>
           </w:p>
@@ -1090,7 +738,7 @@
                 <w:color w:val="222A30"/>
                 <w:sz w:val="18"/>
               </w:rPr>
-              <w:t>339.28</w:t>
+              <w:t>468.25</w:t>
             </w:r>
           </w:p>
         </w:tc>
@@ -1110,7 +758,7 @@
                 <w:color w:val="1F6F4A"/>
                 <w:sz w:val="19"/>
               </w:rPr>
-              <w:t>+12.10%</w:t>
+              <w:t>+4.64%</w:t>
             </w:r>
           </w:p>
         </w:tc>
@@ -1127,10 +775,10 @@
                 <w:rFonts w:ascii="Calibri" w:hAnsi="Calibri"/>
                 <w:b/>
                 <w:i w:val="0"/>
-                <w:color w:val="A33A2E"/>
+                <w:color w:val="1F6F4A"/>
                 <w:sz w:val="19"/>
               </w:rPr>
-              <w:t>-4.43%</w:t>
+              <w:t>+12.70%</w:t>
             </w:r>
           </w:p>
         </w:tc>
@@ -1150,7 +798,7 @@
                 <w:color w:val="5A6470"/>
                 <w:sz w:val="18"/>
               </w:rPr>
-              <w:t>23.67%</w:t>
+              <w:t>29.29%</w:t>
             </w:r>
           </w:p>
         </w:tc>
@@ -1220,368 +868,6 @@
         </w:rPr>
         <w:t>Ormuz sostiene la prima, la logística la amplifica</w:t>
       </w:r>
-    </w:p>
-    <w:tbl>
-      <w:tblPr>
-        <w:tblW w:type="auto" w:w="0"/>
-        <w:jc w:val="center"/>
-        <w:tblLook w:firstColumn="1" w:firstRow="1" w:lastColumn="0" w:lastRow="0" w:noHBand="0" w:noVBand="1" w:val="04A0"/>
-      </w:tblPr>
-      <w:tblGrid>
-        <w:gridCol w:w="1560"/>
-        <w:gridCol w:w="1560"/>
-        <w:gridCol w:w="1560"/>
-        <w:gridCol w:w="1560"/>
-        <w:gridCol w:w="1560"/>
-        <w:gridCol w:w="1560"/>
-      </w:tblGrid>
-      <w:tr>
-        <w:tc>
-          <w:tcPr>
-            <w:tcW w:type="dxa" w:w="1560"/>
-            <w:shd w:val="clear" w:fill="3A464E"/>
-          </w:tcPr>
-          <w:p>
-            <w:r>
-              <w:rPr>
-                <w:rFonts w:ascii="Calibri" w:hAnsi="Calibri"/>
-                <w:b/>
-                <w:i w:val="0"/>
-                <w:color w:val="FFFFFF"/>
-                <w:sz w:val="17"/>
-              </w:rPr>
-              <w:t>Activo</w:t>
-            </w:r>
-          </w:p>
-        </w:tc>
-        <w:tc>
-          <w:tcPr>
-            <w:tcW w:type="dxa" w:w="1560"/>
-            <w:shd w:val="clear" w:fill="3A464E"/>
-          </w:tcPr>
-          <w:p>
-            <w:r>
-              <w:rPr>
-                <w:rFonts w:ascii="Calibri" w:hAnsi="Calibri"/>
-                <w:b/>
-                <w:i w:val="0"/>
-                <w:color w:val="FFFFFF"/>
-                <w:sz w:val="17"/>
-              </w:rPr>
-              <w:t>Recurso</w:t>
-            </w:r>
-          </w:p>
-        </w:tc>
-        <w:tc>
-          <w:tcPr>
-            <w:tcW w:type="dxa" w:w="1560"/>
-            <w:shd w:val="clear" w:fill="3A464E"/>
-          </w:tcPr>
-          <w:p>
-            <w:r>
-              <w:rPr>
-                <w:rFonts w:ascii="Calibri" w:hAnsi="Calibri"/>
-                <w:b/>
-                <w:i w:val="0"/>
-                <w:color w:val="FFFFFF"/>
-                <w:sz w:val="17"/>
-              </w:rPr>
-              <w:t>Precio</w:t>
-            </w:r>
-          </w:p>
-        </w:tc>
-        <w:tc>
-          <w:tcPr>
-            <w:tcW w:type="dxa" w:w="1560"/>
-            <w:shd w:val="clear" w:fill="3A464E"/>
-          </w:tcPr>
-          <w:p>
-            <w:r>
-              <w:rPr>
-                <w:rFonts w:ascii="Calibri" w:hAnsi="Calibri"/>
-                <w:b/>
-                <w:i w:val="0"/>
-                <w:color w:val="FFFFFF"/>
-                <w:sz w:val="17"/>
-              </w:rPr>
-              <w:t>1 d</w:t>
-            </w:r>
-          </w:p>
-        </w:tc>
-        <w:tc>
-          <w:tcPr>
-            <w:tcW w:type="dxa" w:w="1560"/>
-            <w:shd w:val="clear" w:fill="3A464E"/>
-          </w:tcPr>
-          <w:p>
-            <w:r>
-              <w:rPr>
-                <w:rFonts w:ascii="Calibri" w:hAnsi="Calibri"/>
-                <w:b/>
-                <w:i w:val="0"/>
-                <w:color w:val="FFFFFF"/>
-                <w:sz w:val="17"/>
-              </w:rPr>
-              <w:t>30 d</w:t>
-            </w:r>
-          </w:p>
-        </w:tc>
-        <w:tc>
-          <w:tcPr>
-            <w:tcW w:type="dxa" w:w="1560"/>
-            <w:shd w:val="clear" w:fill="3A464E"/>
-          </w:tcPr>
-          <w:p>
-            <w:r>
-              <w:rPr>
-                <w:rFonts w:ascii="Calibri" w:hAnsi="Calibri"/>
-                <w:b/>
-                <w:i w:val="0"/>
-                <w:color w:val="FFFFFF"/>
-                <w:sz w:val="17"/>
-              </w:rPr>
-              <w:t>Vol 30d</w:t>
-            </w:r>
-          </w:p>
-        </w:tc>
-      </w:tr>
-      <w:tr>
-        <w:tc>
-          <w:tcPr>
-            <w:tcW w:type="dxa" w:w="1560"/>
-          </w:tcPr>
-          <w:p>
-            <w:r>
-              <w:rPr>
-                <w:rFonts w:ascii="Calibri" w:hAnsi="Calibri"/>
-                <w:b/>
-                <w:i w:val="0"/>
-                <w:color w:val="1F2A33"/>
-                <w:sz w:val="18"/>
-              </w:rPr>
-              <w:t>BZ=F</w:t>
-            </w:r>
-          </w:p>
-        </w:tc>
-        <w:tc>
-          <w:tcPr>
-            <w:tcW w:type="dxa" w:w="1560"/>
-          </w:tcPr>
-          <w:p>
-            <w:r>
-              <w:rPr>
-                <w:rFonts w:ascii="Calibri" w:hAnsi="Calibri"/>
-                <w:b w:val="0"/>
-                <w:i w:val="0"/>
-                <w:color w:val="222A30"/>
-                <w:sz w:val="17"/>
-              </w:rPr>
-              <w:t>Petróleo crudo</w:t>
-            </w:r>
-          </w:p>
-        </w:tc>
-        <w:tc>
-          <w:tcPr>
-            <w:tcW w:type="dxa" w:w="1560"/>
-          </w:tcPr>
-          <w:p>
-            <w:pPr>
-              <w:jc w:val="right"/>
-            </w:pPr>
-            <w:r>
-              <w:rPr>
-                <w:rFonts w:ascii="Calibri" w:hAnsi="Calibri"/>
-                <w:b w:val="0"/>
-                <w:i w:val="0"/>
-                <w:color w:val="222A30"/>
-                <w:sz w:val="18"/>
-              </w:rPr>
-              <w:t>161.25</w:t>
-            </w:r>
-          </w:p>
-        </w:tc>
-        <w:tc>
-          <w:tcPr>
-            <w:tcW w:type="dxa" w:w="1560"/>
-          </w:tcPr>
-          <w:p>
-            <w:pPr>
-              <w:jc w:val="right"/>
-            </w:pPr>
-            <w:r>
-              <w:rPr>
-                <w:rFonts w:ascii="Calibri" w:hAnsi="Calibri"/>
-                <w:b/>
-                <w:i w:val="0"/>
-                <w:color w:val="1F6F4A"/>
-                <w:sz w:val="19"/>
-              </w:rPr>
-              <w:t>+4.90%</w:t>
-            </w:r>
-          </w:p>
-        </w:tc>
-        <w:tc>
-          <w:tcPr>
-            <w:tcW w:type="dxa" w:w="1560"/>
-          </w:tcPr>
-          <w:p>
-            <w:pPr>
-              <w:jc w:val="right"/>
-            </w:pPr>
-            <w:r>
-              <w:rPr>
-                <w:rFonts w:ascii="Calibri" w:hAnsi="Calibri"/>
-                <w:b/>
-                <w:i w:val="0"/>
-                <w:color w:val="1F6F4A"/>
-                <w:sz w:val="19"/>
-              </w:rPr>
-              <w:t>+11.02%</w:t>
-            </w:r>
-          </w:p>
-        </w:tc>
-        <w:tc>
-          <w:tcPr>
-            <w:tcW w:type="dxa" w:w="1560"/>
-          </w:tcPr>
-          <w:p>
-            <w:pPr>
-              <w:jc w:val="right"/>
-            </w:pPr>
-            <w:r>
-              <w:rPr>
-                <w:rFonts w:ascii="Calibri" w:hAnsi="Calibri"/>
-                <w:b w:val="0"/>
-                <w:i w:val="0"/>
-                <w:color w:val="5A6470"/>
-                <w:sz w:val="18"/>
-              </w:rPr>
-              <w:t>32.24%</w:t>
-            </w:r>
-          </w:p>
-        </w:tc>
-      </w:tr>
-      <w:tr>
-        <w:tc>
-          <w:tcPr>
-            <w:tcW w:type="dxa" w:w="1560"/>
-          </w:tcPr>
-          <w:p>
-            <w:r>
-              <w:rPr>
-                <w:rFonts w:ascii="Calibri" w:hAnsi="Calibri"/>
-                <w:b/>
-                <w:i w:val="0"/>
-                <w:color w:val="1F2A33"/>
-                <w:sz w:val="18"/>
-              </w:rPr>
-              <w:t>ZIM</w:t>
-            </w:r>
-          </w:p>
-        </w:tc>
-        <w:tc>
-          <w:tcPr>
-            <w:tcW w:type="dxa" w:w="1560"/>
-          </w:tcPr>
-          <w:p>
-            <w:r>
-              <w:rPr>
-                <w:rFonts w:ascii="Calibri" w:hAnsi="Calibri"/>
-                <w:b w:val="0"/>
-                <w:i w:val="0"/>
-                <w:color w:val="222A30"/>
-                <w:sz w:val="17"/>
-              </w:rPr>
-              <w:t>Fletes marítimos</w:t>
-            </w:r>
-          </w:p>
-        </w:tc>
-        <w:tc>
-          <w:tcPr>
-            <w:tcW w:type="dxa" w:w="1560"/>
-          </w:tcPr>
-          <w:p>
-            <w:pPr>
-              <w:jc w:val="right"/>
-            </w:pPr>
-            <w:r>
-              <w:rPr>
-                <w:rFonts w:ascii="Calibri" w:hAnsi="Calibri"/>
-                <w:b w:val="0"/>
-                <w:i w:val="0"/>
-                <w:color w:val="222A30"/>
-                <w:sz w:val="18"/>
-              </w:rPr>
-              <w:t>110.59</w:t>
-            </w:r>
-          </w:p>
-        </w:tc>
-        <w:tc>
-          <w:tcPr>
-            <w:tcW w:type="dxa" w:w="1560"/>
-          </w:tcPr>
-          <w:p>
-            <w:pPr>
-              <w:jc w:val="right"/>
-            </w:pPr>
-            <w:r>
-              <w:rPr>
-                <w:rFonts w:ascii="Calibri" w:hAnsi="Calibri"/>
-                <w:b/>
-                <w:i w:val="0"/>
-                <w:color w:val="1F6F4A"/>
-                <w:sz w:val="19"/>
-              </w:rPr>
-              <w:t>+7.20%</w:t>
-            </w:r>
-          </w:p>
-        </w:tc>
-        <w:tc>
-          <w:tcPr>
-            <w:tcW w:type="dxa" w:w="1560"/>
-          </w:tcPr>
-          <w:p>
-            <w:pPr>
-              <w:jc w:val="right"/>
-            </w:pPr>
-            <w:r>
-              <w:rPr>
-                <w:rFonts w:ascii="Calibri" w:hAnsi="Calibri"/>
-                <w:b/>
-                <w:i w:val="0"/>
-                <w:color w:val="A33A2E"/>
-                <w:sz w:val="19"/>
-              </w:rPr>
-              <w:t>-5.83%</w:t>
-            </w:r>
-          </w:p>
-        </w:tc>
-        <w:tc>
-          <w:tcPr>
-            <w:tcW w:type="dxa" w:w="1560"/>
-          </w:tcPr>
-          <w:p>
-            <w:pPr>
-              <w:jc w:val="right"/>
-            </w:pPr>
-            <w:r>
-              <w:rPr>
-                <w:rFonts w:ascii="Calibri" w:hAnsi="Calibri"/>
-                <w:b w:val="0"/>
-                <w:i w:val="0"/>
-                <w:color w:val="5A6470"/>
-                <w:sz w:val="18"/>
-              </w:rPr>
-              <w:t>32.89%</w:t>
-            </w:r>
-          </w:p>
-        </w:tc>
-      </w:tr>
-    </w:tbl>
-    <w:p>
-      <w:pPr>
-        <w:spacing w:after="40"/>
-      </w:pPr>
     </w:p>
     <w:p>
       <w:pPr>
@@ -1818,27 +1104,7 @@
                 <w:color w:val="222A30"/>
                 <w:sz w:val="18"/>
               </w:rPr>
-              <w:t>191.25</w:t>
-            </w:r>
-          </w:p>
-        </w:tc>
-        <w:tc>
-          <w:tcPr>
-            <w:tcW w:type="dxa" w:w="1560"/>
-          </w:tcPr>
-          <w:p>
-            <w:pPr>
-              <w:jc w:val="right"/>
-            </w:pPr>
-            <w:r>
-              <w:rPr>
-                <w:rFonts w:ascii="Calibri" w:hAnsi="Calibri"/>
-                <w:b/>
-                <w:i w:val="0"/>
-                <w:color w:val="1F6F4A"/>
-                <w:sz w:val="19"/>
-              </w:rPr>
-              <w:t>+5.80%</w:t>
+              <w:t>46.65</w:t>
             </w:r>
           </w:p>
         </w:tc>
@@ -1858,7 +1124,27 @@
                 <w:color w:val="A33A2E"/>
                 <w:sz w:val="19"/>
               </w:rPr>
-              <w:t>-6.86%</w:t>
+              <w:t>-5.68%</w:t>
+            </w:r>
+          </w:p>
+        </w:tc>
+        <w:tc>
+          <w:tcPr>
+            <w:tcW w:type="dxa" w:w="1560"/>
+          </w:tcPr>
+          <w:p>
+            <w:pPr>
+              <w:jc w:val="right"/>
+            </w:pPr>
+            <w:r>
+              <w:rPr>
+                <w:rFonts w:ascii="Calibri" w:hAnsi="Calibri"/>
+                <w:b/>
+                <w:i w:val="0"/>
+                <w:color w:val="A33A2E"/>
+                <w:sz w:val="19"/>
+              </w:rPr>
+              <w:t>-19.93%</w:t>
             </w:r>
           </w:p>
         </w:tc>
@@ -1878,7 +1164,7 @@
                 <w:color w:val="5A6470"/>
                 <w:sz w:val="18"/>
               </w:rPr>
-              <w:t>33.77%</w:t>
+              <w:t>59.35%</w:t>
             </w:r>
           </w:p>
         </w:tc>

--- a/informe/MCG_2026-07.docx
+++ b/informe/MCG_2026-07.docx
@@ -11,7 +11,7 @@
           <w:rFonts w:ascii="Calibri" w:hAnsi="Calibri"/>
           <w:b/>
           <w:i w:val="0"/>
-          <w:color w:val="26413C"/>
+          <w:color w:val="8A6B18"/>
           <w:sz w:val="22"/>
         </w:rPr>
         <w:t>STRATHOS LAB</w:t>
@@ -26,7 +26,7 @@
           <w:rFonts w:ascii="Calibri" w:hAnsi="Calibri"/>
           <w:b/>
           <w:i w:val="0"/>
-          <w:color w:val="1F2A33"/>
+          <w:color w:val="0F1A2E"/>
           <w:sz w:val="44"/>
         </w:rPr>
         <w:t>Monitor de Conflictos Geopolíticos</w:t>
@@ -41,7 +41,7 @@
           <w:rFonts w:ascii="Calibri" w:hAnsi="Calibri"/>
           <w:b w:val="0"/>
           <w:i w:val="0"/>
-          <w:color w:val="5A6470"/>
+          <w:color w:val="4A5568"/>
           <w:sz w:val="26"/>
         </w:rPr>
         <w:t>Informe mensual · julio de 2026</w:t>
@@ -50,7 +50,7 @@
     <w:p>
       <w:pPr>
         <w:pBdr>
-          <w:bottom w:val="single" w:sz="6" w:space="1" w:color="1F2A33"/>
+          <w:bottom w:val="single" w:sz="6" w:space="1" w:color="0F1A2E"/>
         </w:pBdr>
         <w:spacing w:after="40"/>
       </w:pPr>
@@ -64,10 +64,10 @@
           <w:rFonts w:ascii="Calibri" w:hAnsi="Calibri"/>
           <w:b w:val="0"/>
           <w:i/>
-          <w:color w:val="5A6470"/>
+          <w:color w:val="4A5568"/>
           <w:sz w:val="17"/>
         </w:rPr>
-        <w:t>Datos al 2026-07-16 13:54:53 UTC · 54 vínculos activo-conflicto · fuente de precios: Yahoo Finance vía yfinance</w:t>
+        <w:t>Datos al 2026-07-23 19:55:54 UTC · 54 vínculos activo-conflicto · fuente de precios: Yahoo Finance vía yfinance</w:t>
       </w:r>
     </w:p>
     <w:p>
@@ -79,7 +79,7 @@
           <w:rFonts w:ascii="Calibri" w:hAnsi="Calibri"/>
           <w:b/>
           <w:i w:val="0"/>
-          <w:color w:val="1F2A33"/>
+          <w:color w:val="0F1A2E"/>
           <w:sz w:val="30"/>
         </w:rPr>
         <w:t>El mes en que la señal más ruidosa fue la que no entraba al monitor</w:t>
@@ -94,7 +94,7 @@
           <w:rFonts w:ascii="Calibri" w:hAnsi="Calibri"/>
           <w:b/>
           <w:i w:val="0"/>
-          <w:color w:val="1F2A33"/>
+          <w:color w:val="0F1A2E"/>
           <w:sz w:val="25"/>
         </w:rPr>
         <w:t>El tablero de julio concentró sus movimientos en dos vectores, el agrícola del teatro Rusia-Ucrania y el de tierras raras del Indo-Pacífico, y ofreció de paso la lección que define a este producto. El evento que más titulares generó en la región, el arancel del 25% de Estados Unidos a Brasil, no dejó una sola señal en el monitor, y esa ausencia es información. El arancel golpea manufacturas e industriales brasileños y exime café, carne y jugo de naranja, con lo que su huella no aparece en los activos que el MCG sigue por su vínculo con conflictos armados. Saber qué excluir es tanto parte del método como saber qué mirar.</w:t>
@@ -109,7 +109,7 @@
           <w:rFonts w:ascii="Calibri" w:hAnsi="Calibri"/>
           <w:b w:val="0"/>
           <w:i w:val="0"/>
-          <w:color w:val="222A30"/>
+          <w:color w:val="1A1A1A"/>
           <w:sz w:val="22"/>
         </w:rPr>
         <w:t>El maíz saltó 12% en un día, muy por encima de su rango habitual, y es el movimiento que ordena la lectura del mes. La tentación es leerlo como efecto directo de la coyuntura política en Ucrania. La disciplina obliga a otra cosa antes de escribirlo: mirar si el trigo y los fertilizantes se movieron en la misma dirección. Si el vector agrícola completo del teatro se activó junto, la tesis del grano como palanca se sostiene. Si el maíz se movió solo, el origen es propio del maíz y no del conflicto.</w:t>
@@ -124,7 +124,7 @@
           <w:rFonts w:ascii="Calibri" w:hAnsi="Calibri"/>
           <w:b w:val="0"/>
           <w:i w:val="0"/>
-          <w:color w:val="222A30"/>
+          <w:color w:val="1A1A1A"/>
           <w:sz w:val="22"/>
         </w:rPr>
         <w:t>Debajo, el crudo sostuvo su prima de riesgo por Ormuz y las tierras raras volvieron a moverse por la única variable que de verdad las gobierna, que no queda en el hemisferio sino en Beijing.</w:t>
@@ -139,7 +139,7 @@
           <w:rFonts w:ascii="Calibri" w:hAnsi="Calibri"/>
           <w:b/>
           <w:i w:val="0"/>
-          <w:color w:val="26413C"/>
+          <w:color w:val="8A6B18"/>
           <w:sz w:val="18"/>
         </w:rPr>
         <w:t>LA MÁQUINA</w:t>
@@ -154,7 +154,7 @@
           <w:rFonts w:ascii="Calibri" w:hAnsi="Calibri"/>
           <w:b/>
           <w:i w:val="0"/>
-          <w:color w:val="1F2A33"/>
+          <w:color w:val="0F1A2E"/>
           <w:sz w:val="30"/>
         </w:rPr>
         <w:t>Tablero de señales</w:t>
@@ -169,7 +169,7 @@
           <w:rFonts w:ascii="Calibri" w:hAnsi="Calibri"/>
           <w:b w:val="0"/>
           <w:i/>
-          <w:color w:val="5A6470"/>
+          <w:color w:val="4A5568"/>
           <w:sz w:val="19"/>
         </w:rPr>
         <w:t>Activos que se movieron más de 1.5 desvíos respecto de su volatilidad reciente. Registro de exposición, no de causalidad: la señal indica que el activo se movió fuera de su rango habitual, no que el conflicto lo haya causado.</w:t>
@@ -193,7 +193,7 @@
         <w:tc>
           <w:tcPr>
             <w:tcW w:type="dxa" w:w="1872"/>
-            <w:shd w:val="clear" w:fill="1F2A33"/>
+            <w:shd w:val="clear" w:fill="0F1A2E"/>
           </w:tcPr>
           <w:p>
             <w:pPr>
@@ -214,7 +214,7 @@
         <w:tc>
           <w:tcPr>
             <w:tcW w:type="dxa" w:w="1872"/>
-            <w:shd w:val="clear" w:fill="1F2A33"/>
+            <w:shd w:val="clear" w:fill="0F1A2E"/>
           </w:tcPr>
           <w:p>
             <w:pPr>
@@ -235,7 +235,7 @@
         <w:tc>
           <w:tcPr>
             <w:tcW w:type="dxa" w:w="1872"/>
-            <w:shd w:val="clear" w:fill="1F2A33"/>
+            <w:shd w:val="clear" w:fill="0F1A2E"/>
           </w:tcPr>
           <w:p>
             <w:pPr>
@@ -256,7 +256,7 @@
         <w:tc>
           <w:tcPr>
             <w:tcW w:type="dxa" w:w="1872"/>
-            <w:shd w:val="clear" w:fill="1F2A33"/>
+            <w:shd w:val="clear" w:fill="0F1A2E"/>
           </w:tcPr>
           <w:p>
             <w:pPr>
@@ -277,7 +277,7 @@
         <w:tc>
           <w:tcPr>
             <w:tcW w:type="dxa" w:w="1872"/>
-            <w:shd w:val="clear" w:fill="1F2A33"/>
+            <w:shd w:val="clear" w:fill="0F1A2E"/>
           </w:tcPr>
           <w:p>
             <w:pPr>
@@ -307,21 +307,21 @@
                 <w:rFonts w:ascii="Calibri" w:hAnsi="Calibri"/>
                 <w:b/>
                 <w:i w:val="0"/>
-                <w:color w:val="1F2A33"/>
+                <w:color w:val="0F1A2E"/>
                 <w:sz w:val="19"/>
               </w:rPr>
-              <w:t>ZC=F</w:t>
+              <w:t>LMT</w:t>
             </w:r>
             <w:r>
               <w:rPr>
                 <w:rFonts w:ascii="Calibri" w:hAnsi="Calibri"/>
                 <w:b w:val="0"/>
                 <w:i w:val="0"/>
-                <w:color w:val="5A6470"/>
+                <w:color w:val="4A5568"/>
                 <w:sz w:val="16"/>
               </w:rPr>
               <w:br/>
-              <w:t>Futuros de Maíz</w:t>
+              <w:t>Lockheed Martin</w:t>
             </w:r>
           </w:p>
         </w:tc>
@@ -335,7 +335,7 @@
                 <w:rFonts w:ascii="Calibri" w:hAnsi="Calibri"/>
                 <w:b w:val="0"/>
                 <w:i w:val="0"/>
-                <w:color w:val="26413C"/>
+                <w:color w:val="0F1A2E"/>
                 <w:sz w:val="18"/>
               </w:rPr>
               <w:t>Rusia–Ucrania</w:t>
@@ -345,7 +345,7 @@
                 <w:rFonts w:ascii="Calibri" w:hAnsi="Calibri"/>
                 <w:b w:val="0"/>
                 <w:i w:val="0"/>
-                <w:color w:val="5A6470"/>
+                <w:color w:val="4A5568"/>
                 <w:sz w:val="17"/>
               </w:rPr>
               <w:br/>
@@ -369,7 +369,7 @@
                 <w:color w:val="1F6F4A"/>
                 <w:sz w:val="19"/>
               </w:rPr>
-              <w:t>+4.64%</w:t>
+              <w:t>+10.35%</w:t>
             </w:r>
           </w:p>
         </w:tc>
@@ -389,7 +389,7 @@
                 <w:color w:val="1F6F4A"/>
                 <w:sz w:val="19"/>
               </w:rPr>
-              <w:t>+12.70%</w:t>
+              <w:t>+12.69%</w:t>
             </w:r>
           </w:p>
         </w:tc>
@@ -406,10 +406,10 @@
                 <w:rFonts w:ascii="Calibri" w:hAnsi="Calibri"/>
                 <w:b/>
                 <w:i w:val="0"/>
-                <w:color w:val="7A6A3F"/>
+                <w:color w:val="8A6B18"/>
                 <w:sz w:val="19"/>
               </w:rPr>
-              <w:t>+2.51</w:t>
+              <w:t>+3.74</w:t>
             </w:r>
           </w:p>
         </w:tc>
@@ -425,21 +425,21 @@
                 <w:rFonts w:ascii="Calibri" w:hAnsi="Calibri"/>
                 <w:b/>
                 <w:i w:val="0"/>
-                <w:color w:val="1F2A33"/>
+                <w:color w:val="0F1A2E"/>
                 <w:sz w:val="19"/>
               </w:rPr>
-              <w:t>MP</w:t>
+              <w:t>RTX</w:t>
             </w:r>
             <w:r>
               <w:rPr>
                 <w:rFonts w:ascii="Calibri" w:hAnsi="Calibri"/>
                 <w:b w:val="0"/>
                 <w:i w:val="0"/>
-                <w:color w:val="5A6470"/>
+                <w:color w:val="4A5568"/>
                 <w:sz w:val="16"/>
               </w:rPr>
               <w:br/>
-              <w:t>MP Materials</w:t>
+              <w:t>RTX Corp</w:t>
             </w:r>
           </w:p>
         </w:tc>
@@ -453,7 +453,715 @@
                 <w:rFonts w:ascii="Calibri" w:hAnsi="Calibri"/>
                 <w:b w:val="0"/>
                 <w:i w:val="0"/>
-                <w:color w:val="26413C"/>
+                <w:color w:val="0F1A2E"/>
+                <w:sz w:val="18"/>
+              </w:rPr>
+              <w:t>Complejo Israel–Irán</w:t>
+            </w:r>
+            <w:r>
+              <w:rPr>
+                <w:rFonts w:ascii="Calibri" w:hAnsi="Calibri"/>
+                <w:b w:val="0"/>
+                <w:i w:val="0"/>
+                <w:color w:val="4A5568"/>
+                <w:sz w:val="17"/>
+              </w:rPr>
+              <w:br/>
+              <w:t>Irán–Israel–EE.UU.</w:t>
+            </w:r>
+          </w:p>
+        </w:tc>
+        <w:tc>
+          <w:tcPr>
+            <w:tcW w:type="dxa" w:w="1872"/>
+          </w:tcPr>
+          <w:p>
+            <w:pPr>
+              <w:jc w:val="right"/>
+            </w:pPr>
+            <w:r>
+              <w:rPr>
+                <w:rFonts w:ascii="Calibri" w:hAnsi="Calibri"/>
+                <w:b/>
+                <w:i w:val="0"/>
+                <w:color w:val="1F6F4A"/>
+                <w:sz w:val="19"/>
+              </w:rPr>
+              <w:t>+7.27%</w:t>
+            </w:r>
+          </w:p>
+        </w:tc>
+        <w:tc>
+          <w:tcPr>
+            <w:tcW w:type="dxa" w:w="1872"/>
+          </w:tcPr>
+          <w:p>
+            <w:pPr>
+              <w:jc w:val="right"/>
+            </w:pPr>
+            <w:r>
+              <w:rPr>
+                <w:rFonts w:ascii="Calibri" w:hAnsi="Calibri"/>
+                <w:b/>
+                <w:i w:val="0"/>
+                <w:color w:val="1F6F4A"/>
+                <w:sz w:val="19"/>
+              </w:rPr>
+              <w:t>+12.16%</w:t>
+            </w:r>
+          </w:p>
+        </w:tc>
+        <w:tc>
+          <w:tcPr>
+            <w:tcW w:type="dxa" w:w="1872"/>
+          </w:tcPr>
+          <w:p>
+            <w:pPr>
+              <w:jc w:val="right"/>
+            </w:pPr>
+            <w:r>
+              <w:rPr>
+                <w:rFonts w:ascii="Calibri" w:hAnsi="Calibri"/>
+                <w:b/>
+                <w:i w:val="0"/>
+                <w:color w:val="8A6B18"/>
+                <w:sz w:val="19"/>
+              </w:rPr>
+              <w:t>+3.34</w:t>
+            </w:r>
+          </w:p>
+        </w:tc>
+      </w:tr>
+      <w:tr>
+        <w:tc>
+          <w:tcPr>
+            <w:tcW w:type="dxa" w:w="1872"/>
+          </w:tcPr>
+          <w:p>
+            <w:r>
+              <w:rPr>
+                <w:rFonts w:ascii="Calibri" w:hAnsi="Calibri"/>
+                <w:b/>
+                <w:i w:val="0"/>
+                <w:color w:val="0F1A2E"/>
+                <w:sz w:val="19"/>
+              </w:rPr>
+              <w:t>ZC=F</w:t>
+            </w:r>
+            <w:r>
+              <w:rPr>
+                <w:rFonts w:ascii="Calibri" w:hAnsi="Calibri"/>
+                <w:b w:val="0"/>
+                <w:i w:val="0"/>
+                <w:color w:val="4A5568"/>
+                <w:sz w:val="16"/>
+              </w:rPr>
+              <w:br/>
+              <w:t>Futuros de Maíz</w:t>
+            </w:r>
+          </w:p>
+        </w:tc>
+        <w:tc>
+          <w:tcPr>
+            <w:tcW w:type="dxa" w:w="1872"/>
+          </w:tcPr>
+          <w:p>
+            <w:r>
+              <w:rPr>
+                <w:rFonts w:ascii="Calibri" w:hAnsi="Calibri"/>
+                <w:b w:val="0"/>
+                <w:i w:val="0"/>
+                <w:color w:val="0F1A2E"/>
+                <w:sz w:val="18"/>
+              </w:rPr>
+              <w:t>Rusia–Ucrania</w:t>
+            </w:r>
+            <w:r>
+              <w:rPr>
+                <w:rFonts w:ascii="Calibri" w:hAnsi="Calibri"/>
+                <w:b w:val="0"/>
+                <w:i w:val="0"/>
+                <w:color w:val="4A5568"/>
+                <w:sz w:val="17"/>
+              </w:rPr>
+              <w:br/>
+              <w:t>Rusia - Ucrania</w:t>
+            </w:r>
+          </w:p>
+        </w:tc>
+        <w:tc>
+          <w:tcPr>
+            <w:tcW w:type="dxa" w:w="1872"/>
+          </w:tcPr>
+          <w:p>
+            <w:pPr>
+              <w:jc w:val="right"/>
+            </w:pPr>
+            <w:r>
+              <w:rPr>
+                <w:rFonts w:ascii="Calibri" w:hAnsi="Calibri"/>
+                <w:b/>
+                <w:i w:val="0"/>
+                <w:color w:val="1F6F4A"/>
+                <w:sz w:val="19"/>
+              </w:rPr>
+              <w:t>+5.36%</w:t>
+            </w:r>
+          </w:p>
+        </w:tc>
+        <w:tc>
+          <w:tcPr>
+            <w:tcW w:type="dxa" w:w="1872"/>
+          </w:tcPr>
+          <w:p>
+            <w:pPr>
+              <w:jc w:val="right"/>
+            </w:pPr>
+            <w:r>
+              <w:rPr>
+                <w:rFonts w:ascii="Calibri" w:hAnsi="Calibri"/>
+                <w:b/>
+                <w:i w:val="0"/>
+                <w:color w:val="1F6F4A"/>
+                <w:sz w:val="19"/>
+              </w:rPr>
+              <w:t>+18.79%</w:t>
+            </w:r>
+          </w:p>
+        </w:tc>
+        <w:tc>
+          <w:tcPr>
+            <w:tcW w:type="dxa" w:w="1872"/>
+          </w:tcPr>
+          <w:p>
+            <w:pPr>
+              <w:jc w:val="right"/>
+            </w:pPr>
+            <w:r>
+              <w:rPr>
+                <w:rFonts w:ascii="Calibri" w:hAnsi="Calibri"/>
+                <w:b/>
+                <w:i w:val="0"/>
+                <w:color w:val="8A6B18"/>
+                <w:sz w:val="19"/>
+              </w:rPr>
+              <w:t>+2.91</w:t>
+            </w:r>
+          </w:p>
+        </w:tc>
+      </w:tr>
+      <w:tr>
+        <w:tc>
+          <w:tcPr>
+            <w:tcW w:type="dxa" w:w="1872"/>
+          </w:tcPr>
+          <w:p>
+            <w:r>
+              <w:rPr>
+                <w:rFonts w:ascii="Calibri" w:hAnsi="Calibri"/>
+                <w:b/>
+                <w:i w:val="0"/>
+                <w:color w:val="0F1A2E"/>
+                <w:sz w:val="19"/>
+              </w:rPr>
+              <w:t>BZ=F</w:t>
+            </w:r>
+            <w:r>
+              <w:rPr>
+                <w:rFonts w:ascii="Calibri" w:hAnsi="Calibri"/>
+                <w:b w:val="0"/>
+                <w:i w:val="0"/>
+                <w:color w:val="4A5568"/>
+                <w:sz w:val="16"/>
+              </w:rPr>
+              <w:br/>
+              <w:t>Petróleo Brent</w:t>
+            </w:r>
+          </w:p>
+        </w:tc>
+        <w:tc>
+          <w:tcPr>
+            <w:tcW w:type="dxa" w:w="1872"/>
+          </w:tcPr>
+          <w:p>
+            <w:r>
+              <w:rPr>
+                <w:rFonts w:ascii="Calibri" w:hAnsi="Calibri"/>
+                <w:b w:val="0"/>
+                <w:i w:val="0"/>
+                <w:color w:val="0F1A2E"/>
+                <w:sz w:val="18"/>
+              </w:rPr>
+              <w:t>Rusia–Ucrania</w:t>
+            </w:r>
+            <w:r>
+              <w:rPr>
+                <w:rFonts w:ascii="Calibri" w:hAnsi="Calibri"/>
+                <w:b w:val="0"/>
+                <w:i w:val="0"/>
+                <w:color w:val="4A5568"/>
+                <w:sz w:val="17"/>
+              </w:rPr>
+              <w:br/>
+              <w:t>Rusia - Ucrania</w:t>
+            </w:r>
+          </w:p>
+        </w:tc>
+        <w:tc>
+          <w:tcPr>
+            <w:tcW w:type="dxa" w:w="1872"/>
+          </w:tcPr>
+          <w:p>
+            <w:pPr>
+              <w:jc w:val="right"/>
+            </w:pPr>
+            <w:r>
+              <w:rPr>
+                <w:rFonts w:ascii="Calibri" w:hAnsi="Calibri"/>
+                <w:b/>
+                <w:i w:val="0"/>
+                <w:color w:val="1F6F4A"/>
+                <w:sz w:val="19"/>
+              </w:rPr>
+              <w:t>+6.37%</w:t>
+            </w:r>
+          </w:p>
+        </w:tc>
+        <w:tc>
+          <w:tcPr>
+            <w:tcW w:type="dxa" w:w="1872"/>
+          </w:tcPr>
+          <w:p>
+            <w:pPr>
+              <w:jc w:val="right"/>
+            </w:pPr>
+            <w:r>
+              <w:rPr>
+                <w:rFonts w:ascii="Calibri" w:hAnsi="Calibri"/>
+                <w:b/>
+                <w:i w:val="0"/>
+                <w:color w:val="1F6F4A"/>
+                <w:sz w:val="19"/>
+              </w:rPr>
+              <w:t>+29.81%</w:t>
+            </w:r>
+          </w:p>
+        </w:tc>
+        <w:tc>
+          <w:tcPr>
+            <w:tcW w:type="dxa" w:w="1872"/>
+          </w:tcPr>
+          <w:p>
+            <w:pPr>
+              <w:jc w:val="right"/>
+            </w:pPr>
+            <w:r>
+              <w:rPr>
+                <w:rFonts w:ascii="Calibri" w:hAnsi="Calibri"/>
+                <w:b/>
+                <w:i w:val="0"/>
+                <w:color w:val="8A6B18"/>
+                <w:sz w:val="19"/>
+              </w:rPr>
+              <w:t>+1.86</w:t>
+            </w:r>
+          </w:p>
+        </w:tc>
+      </w:tr>
+      <w:tr>
+        <w:tc>
+          <w:tcPr>
+            <w:tcW w:type="dxa" w:w="1872"/>
+          </w:tcPr>
+          <w:p>
+            <w:r>
+              <w:rPr>
+                <w:rFonts w:ascii="Calibri" w:hAnsi="Calibri"/>
+                <w:b/>
+                <w:i w:val="0"/>
+                <w:color w:val="0F1A2E"/>
+                <w:sz w:val="19"/>
+              </w:rPr>
+              <w:t>CL=F</w:t>
+            </w:r>
+            <w:r>
+              <w:rPr>
+                <w:rFonts w:ascii="Calibri" w:hAnsi="Calibri"/>
+                <w:b w:val="0"/>
+                <w:i w:val="0"/>
+                <w:color w:val="4A5568"/>
+                <w:sz w:val="16"/>
+              </w:rPr>
+              <w:br/>
+              <w:t>Petróleo WTI</w:t>
+            </w:r>
+          </w:p>
+        </w:tc>
+        <w:tc>
+          <w:tcPr>
+            <w:tcW w:type="dxa" w:w="1872"/>
+          </w:tcPr>
+          <w:p>
+            <w:r>
+              <w:rPr>
+                <w:rFonts w:ascii="Calibri" w:hAnsi="Calibri"/>
+                <w:b w:val="0"/>
+                <w:i w:val="0"/>
+                <w:color w:val="0F1A2E"/>
+                <w:sz w:val="18"/>
+              </w:rPr>
+              <w:t>Complejo Israel–Irán</w:t>
+            </w:r>
+            <w:r>
+              <w:rPr>
+                <w:rFonts w:ascii="Calibri" w:hAnsi="Calibri"/>
+                <w:b w:val="0"/>
+                <w:i w:val="0"/>
+                <w:color w:val="4A5568"/>
+                <w:sz w:val="17"/>
+              </w:rPr>
+              <w:br/>
+              <w:t>Irán–Israel–EE.UU.</w:t>
+            </w:r>
+          </w:p>
+        </w:tc>
+        <w:tc>
+          <w:tcPr>
+            <w:tcW w:type="dxa" w:w="1872"/>
+          </w:tcPr>
+          <w:p>
+            <w:pPr>
+              <w:jc w:val="right"/>
+            </w:pPr>
+            <w:r>
+              <w:rPr>
+                <w:rFonts w:ascii="Calibri" w:hAnsi="Calibri"/>
+                <w:b/>
+                <w:i w:val="0"/>
+                <w:color w:val="1F6F4A"/>
+                <w:sz w:val="19"/>
+              </w:rPr>
+              <w:t>+5.62%</w:t>
+            </w:r>
+          </w:p>
+        </w:tc>
+        <w:tc>
+          <w:tcPr>
+            <w:tcW w:type="dxa" w:w="1872"/>
+          </w:tcPr>
+          <w:p>
+            <w:pPr>
+              <w:jc w:val="right"/>
+            </w:pPr>
+            <w:r>
+              <w:rPr>
+                <w:rFonts w:ascii="Calibri" w:hAnsi="Calibri"/>
+                <w:b/>
+                <w:i w:val="0"/>
+                <w:color w:val="1F6F4A"/>
+                <w:sz w:val="19"/>
+              </w:rPr>
+              <w:t>+25.27%</w:t>
+            </w:r>
+          </w:p>
+        </w:tc>
+        <w:tc>
+          <w:tcPr>
+            <w:tcW w:type="dxa" w:w="1872"/>
+          </w:tcPr>
+          <w:p>
+            <w:pPr>
+              <w:jc w:val="right"/>
+            </w:pPr>
+            <w:r>
+              <w:rPr>
+                <w:rFonts w:ascii="Calibri" w:hAnsi="Calibri"/>
+                <w:b/>
+                <w:i w:val="0"/>
+                <w:color w:val="8A6B18"/>
+                <w:sz w:val="19"/>
+              </w:rPr>
+              <w:t>+1.70</w:t>
+            </w:r>
+          </w:p>
+        </w:tc>
+      </w:tr>
+      <w:tr>
+        <w:tc>
+          <w:tcPr>
+            <w:tcW w:type="dxa" w:w="1872"/>
+          </w:tcPr>
+          <w:p>
+            <w:r>
+              <w:rPr>
+                <w:rFonts w:ascii="Calibri" w:hAnsi="Calibri"/>
+                <w:b/>
+                <w:i w:val="0"/>
+                <w:color w:val="0F1A2E"/>
+                <w:sz w:val="19"/>
+              </w:rPr>
+              <w:t>EWW</w:t>
+            </w:r>
+            <w:r>
+              <w:rPr>
+                <w:rFonts w:ascii="Calibri" w:hAnsi="Calibri"/>
+                <w:b w:val="0"/>
+                <w:i w:val="0"/>
+                <w:color w:val="4A5568"/>
+                <w:sz w:val="16"/>
+              </w:rPr>
+              <w:br/>
+              <w:t>iShares MSCI Mexico ETF</w:t>
+            </w:r>
+          </w:p>
+        </w:tc>
+        <w:tc>
+          <w:tcPr>
+            <w:tcW w:type="dxa" w:w="1872"/>
+          </w:tcPr>
+          <w:p>
+            <w:r>
+              <w:rPr>
+                <w:rFonts w:ascii="Calibri" w:hAnsi="Calibri"/>
+                <w:b w:val="0"/>
+                <w:i w:val="0"/>
+                <w:color w:val="0F1A2E"/>
+                <w:sz w:val="18"/>
+              </w:rPr>
+              <w:t>Américas</w:t>
+            </w:r>
+            <w:r>
+              <w:rPr>
+                <w:rFonts w:ascii="Calibri" w:hAnsi="Calibri"/>
+                <w:b w:val="0"/>
+                <w:i w:val="0"/>
+                <w:color w:val="4A5568"/>
+                <w:sz w:val="17"/>
+              </w:rPr>
+              <w:br/>
+              <w:t>México</w:t>
+            </w:r>
+          </w:p>
+        </w:tc>
+        <w:tc>
+          <w:tcPr>
+            <w:tcW w:type="dxa" w:w="1872"/>
+          </w:tcPr>
+          <w:p>
+            <w:pPr>
+              <w:jc w:val="right"/>
+            </w:pPr>
+            <w:r>
+              <w:rPr>
+                <w:rFonts w:ascii="Calibri" w:hAnsi="Calibri"/>
+                <w:b/>
+                <w:i w:val="0"/>
+                <w:color w:val="A33A2E"/>
+                <w:sz w:val="19"/>
+              </w:rPr>
+              <w:t>-2.22%</w:t>
+            </w:r>
+          </w:p>
+        </w:tc>
+        <w:tc>
+          <w:tcPr>
+            <w:tcW w:type="dxa" w:w="1872"/>
+          </w:tcPr>
+          <w:p>
+            <w:pPr>
+              <w:jc w:val="right"/>
+            </w:pPr>
+            <w:r>
+              <w:rPr>
+                <w:rFonts w:ascii="Calibri" w:hAnsi="Calibri"/>
+                <w:b/>
+                <w:i w:val="0"/>
+                <w:color w:val="1F6F4A"/>
+                <w:sz w:val="19"/>
+              </w:rPr>
+              <w:t>+0.37%</w:t>
+            </w:r>
+          </w:p>
+        </w:tc>
+        <w:tc>
+          <w:tcPr>
+            <w:tcW w:type="dxa" w:w="1872"/>
+          </w:tcPr>
+          <w:p>
+            <w:pPr>
+              <w:jc w:val="right"/>
+            </w:pPr>
+            <w:r>
+              <w:rPr>
+                <w:rFonts w:ascii="Calibri" w:hAnsi="Calibri"/>
+                <w:b/>
+                <w:i w:val="0"/>
+                <w:color w:val="8A6B18"/>
+                <w:sz w:val="19"/>
+              </w:rPr>
+              <w:t>-1.67</w:t>
+            </w:r>
+          </w:p>
+        </w:tc>
+      </w:tr>
+      <w:tr>
+        <w:tc>
+          <w:tcPr>
+            <w:tcW w:type="dxa" w:w="1872"/>
+          </w:tcPr>
+          <w:p>
+            <w:r>
+              <w:rPr>
+                <w:rFonts w:ascii="Calibri" w:hAnsi="Calibri"/>
+                <w:b/>
+                <w:i w:val="0"/>
+                <w:color w:val="0F1A2E"/>
+                <w:sz w:val="19"/>
+              </w:rPr>
+              <w:t>EMB</w:t>
+            </w:r>
+            <w:r>
+              <w:rPr>
+                <w:rFonts w:ascii="Calibri" w:hAnsi="Calibri"/>
+                <w:b w:val="0"/>
+                <w:i w:val="0"/>
+                <w:color w:val="4A5568"/>
+                <w:sz w:val="16"/>
+              </w:rPr>
+              <w:br/>
+              <w:t>iShares J.P. Morgan EM Bond ETF</w:t>
+            </w:r>
+          </w:p>
+        </w:tc>
+        <w:tc>
+          <w:tcPr>
+            <w:tcW w:type="dxa" w:w="1872"/>
+          </w:tcPr>
+          <w:p>
+            <w:r>
+              <w:rPr>
+                <w:rFonts w:ascii="Calibri" w:hAnsi="Calibri"/>
+                <w:b w:val="0"/>
+                <w:i w:val="0"/>
+                <w:color w:val="0F1A2E"/>
+                <w:sz w:val="18"/>
+              </w:rPr>
+              <w:t>Américas</w:t>
+            </w:r>
+            <w:r>
+              <w:rPr>
+                <w:rFonts w:ascii="Calibri" w:hAnsi="Calibri"/>
+                <w:b w:val="0"/>
+                <w:i w:val="0"/>
+                <w:color w:val="4A5568"/>
+                <w:sz w:val="17"/>
+              </w:rPr>
+              <w:br/>
+              <w:t>Ecuador</w:t>
+            </w:r>
+          </w:p>
+        </w:tc>
+        <w:tc>
+          <w:tcPr>
+            <w:tcW w:type="dxa" w:w="1872"/>
+          </w:tcPr>
+          <w:p>
+            <w:pPr>
+              <w:jc w:val="right"/>
+            </w:pPr>
+            <w:r>
+              <w:rPr>
+                <w:rFonts w:ascii="Calibri" w:hAnsi="Calibri"/>
+                <w:b/>
+                <w:i w:val="0"/>
+                <w:color w:val="A33A2E"/>
+                <w:sz w:val="19"/>
+              </w:rPr>
+              <w:t>-0.55%</w:t>
+            </w:r>
+          </w:p>
+        </w:tc>
+        <w:tc>
+          <w:tcPr>
+            <w:tcW w:type="dxa" w:w="1872"/>
+          </w:tcPr>
+          <w:p>
+            <w:pPr>
+              <w:jc w:val="right"/>
+            </w:pPr>
+            <w:r>
+              <w:rPr>
+                <w:rFonts w:ascii="Calibri" w:hAnsi="Calibri"/>
+                <w:b/>
+                <w:i w:val="0"/>
+                <w:color w:val="A33A2E"/>
+                <w:sz w:val="19"/>
+              </w:rPr>
+              <w:t>-1.35%</w:t>
+            </w:r>
+          </w:p>
+        </w:tc>
+        <w:tc>
+          <w:tcPr>
+            <w:tcW w:type="dxa" w:w="1872"/>
+          </w:tcPr>
+          <w:p>
+            <w:pPr>
+              <w:jc w:val="right"/>
+            </w:pPr>
+            <w:r>
+              <w:rPr>
+                <w:rFonts w:ascii="Calibri" w:hAnsi="Calibri"/>
+                <w:b/>
+                <w:i w:val="0"/>
+                <w:color w:val="8A6B18"/>
+                <w:sz w:val="19"/>
+              </w:rPr>
+              <w:t>-1.65</w:t>
+            </w:r>
+          </w:p>
+        </w:tc>
+      </w:tr>
+      <w:tr>
+        <w:tc>
+          <w:tcPr>
+            <w:tcW w:type="dxa" w:w="1872"/>
+          </w:tcPr>
+          <w:p>
+            <w:r>
+              <w:rPr>
+                <w:rFonts w:ascii="Calibri" w:hAnsi="Calibri"/>
+                <w:b/>
+                <w:i w:val="0"/>
+                <w:color w:val="0F1A2E"/>
+                <w:sz w:val="19"/>
+              </w:rPr>
+              <w:t>JPY=X</w:t>
+            </w:r>
+            <w:r>
+              <w:rPr>
+                <w:rFonts w:ascii="Calibri" w:hAnsi="Calibri"/>
+                <w:b w:val="0"/>
+                <w:i w:val="0"/>
+                <w:color w:val="4A5568"/>
+                <w:sz w:val="16"/>
+              </w:rPr>
+              <w:br/>
+              <w:t>Yen Japonés</w:t>
+            </w:r>
+          </w:p>
+        </w:tc>
+        <w:tc>
+          <w:tcPr>
+            <w:tcW w:type="dxa" w:w="1872"/>
+          </w:tcPr>
+          <w:p>
+            <w:r>
+              <w:rPr>
+                <w:rFonts w:ascii="Calibri" w:hAnsi="Calibri"/>
+                <w:b w:val="0"/>
+                <w:i w:val="0"/>
+                <w:color w:val="0F1A2E"/>
                 <w:sz w:val="18"/>
               </w:rPr>
               <w:t>Indo-Pacífico</w:t>
@@ -463,7 +1171,7 @@
                 <w:rFonts w:ascii="Calibri" w:hAnsi="Calibri"/>
                 <w:b w:val="0"/>
                 <w:i w:val="0"/>
-                <w:color w:val="5A6470"/>
+                <w:color w:val="4A5568"/>
                 <w:sz w:val="17"/>
               </w:rPr>
               <w:br/>
@@ -484,10 +1192,108 @@
                 <w:rFonts w:ascii="Calibri" w:hAnsi="Calibri"/>
                 <w:b/>
                 <w:i w:val="0"/>
-                <w:color w:val="A33A2E"/>
+                <w:color w:val="1F6F4A"/>
                 <w:sz w:val="19"/>
               </w:rPr>
-              <w:t>-5.68%</w:t>
+              <w:t>+0.39%</w:t>
+            </w:r>
+          </w:p>
+        </w:tc>
+        <w:tc>
+          <w:tcPr>
+            <w:tcW w:type="dxa" w:w="1872"/>
+          </w:tcPr>
+          <w:p>
+            <w:pPr>
+              <w:jc w:val="right"/>
+            </w:pPr>
+            <w:r>
+              <w:rPr>
+                <w:rFonts w:ascii="Calibri" w:hAnsi="Calibri"/>
+                <w:b/>
+                <w:i w:val="0"/>
+                <w:color w:val="1F6F4A"/>
+                <w:sz w:val="19"/>
+              </w:rPr>
+              <w:t>+1.38%</w:t>
+            </w:r>
+          </w:p>
+        </w:tc>
+        <w:tc>
+          <w:tcPr>
+            <w:tcW w:type="dxa" w:w="1872"/>
+          </w:tcPr>
+          <w:p>
+            <w:pPr>
+              <w:jc w:val="right"/>
+            </w:pPr>
+            <w:r>
+              <w:rPr>
+                <w:rFonts w:ascii="Calibri" w:hAnsi="Calibri"/>
+                <w:b/>
+                <w:i w:val="0"/>
+                <w:color w:val="8A6B18"/>
+                <w:sz w:val="19"/>
+              </w:rPr>
+              <w:t>+1.64</w:t>
+            </w:r>
+          </w:p>
+        </w:tc>
+      </w:tr>
+      <w:tr>
+        <w:tc>
+          <w:tcPr>
+            <w:tcW w:type="dxa" w:w="1872"/>
+          </w:tcPr>
+          <w:p>
+            <w:r>
+              <w:rPr>
+                <w:rFonts w:ascii="Calibri" w:hAnsi="Calibri"/>
+                <w:b/>
+                <w:i w:val="0"/>
+                <w:color w:val="0F1A2E"/>
+                <w:sz w:val="19"/>
+              </w:rPr>
+              <w:t>GIL</w:t>
+            </w:r>
+            <w:r>
+              <w:rPr>
+                <w:rFonts w:ascii="Calibri" w:hAnsi="Calibri"/>
+                <w:b w:val="0"/>
+                <w:i w:val="0"/>
+                <w:color w:val="4A5568"/>
+                <w:sz w:val="16"/>
+              </w:rPr>
+              <w:br/>
+              <w:t>Gildan Activewear</w:t>
+            </w:r>
+          </w:p>
+        </w:tc>
+        <w:tc>
+          <w:tcPr>
+            <w:tcW w:type="dxa" w:w="1872"/>
+          </w:tcPr>
+          <w:p>
+            <w:r>
+              <w:rPr>
+                <w:rFonts w:ascii="Calibri" w:hAnsi="Calibri"/>
+                <w:b w:val="0"/>
+                <w:i w:val="0"/>
+                <w:color w:val="0F1A2E"/>
+                <w:sz w:val="18"/>
+              </w:rPr>
+              <w:t>Américas</w:t>
+            </w:r>
+            <w:r>
+              <w:rPr>
+                <w:rFonts w:ascii="Calibri" w:hAnsi="Calibri"/>
+                <w:b w:val="0"/>
+                <w:i w:val="0"/>
+                <w:color w:val="4A5568"/>
+                <w:sz w:val="17"/>
+              </w:rPr>
+              <w:br/>
+              <w:t>Haití</w:t>
             </w:r>
           </w:p>
         </w:tc>
@@ -507,7 +1313,7 @@
                 <w:color w:val="A33A2E"/>
                 <w:sz w:val="19"/>
               </w:rPr>
-              <w:t>-19.93%</w:t>
+              <w:t>-6.50%</w:t>
             </w:r>
           </w:p>
         </w:tc>
@@ -524,10 +1330,30 @@
                 <w:rFonts w:ascii="Calibri" w:hAnsi="Calibri"/>
                 <w:b/>
                 <w:i w:val="0"/>
-                <w:color w:val="7A6A3F"/>
+                <w:color w:val="A33A2E"/>
                 <w:sz w:val="19"/>
               </w:rPr>
-              <w:t>-1.52</w:t>
+              <w:t>-5.61%</w:t>
+            </w:r>
+          </w:p>
+        </w:tc>
+        <w:tc>
+          <w:tcPr>
+            <w:tcW w:type="dxa" w:w="1872"/>
+          </w:tcPr>
+          <w:p>
+            <w:pPr>
+              <w:jc w:val="right"/>
+            </w:pPr>
+            <w:r>
+              <w:rPr>
+                <w:rFonts w:ascii="Calibri" w:hAnsi="Calibri"/>
+                <w:b/>
+                <w:i w:val="0"/>
+                <w:color w:val="8A6B18"/>
+                <w:sz w:val="19"/>
+              </w:rPr>
+              <w:t>-1.55</w:t>
             </w:r>
           </w:p>
         </w:tc>
@@ -542,7 +1368,7 @@
           <w:rFonts w:ascii="Calibri" w:hAnsi="Calibri"/>
           <w:b/>
           <w:i w:val="0"/>
-          <w:color w:val="26413C"/>
+          <w:color w:val="8A6B18"/>
           <w:sz w:val="18"/>
         </w:rPr>
         <w:t>RUSIA–UCRANIA</w:t>
@@ -557,7 +1383,7 @@
           <w:rFonts w:ascii="Calibri" w:hAnsi="Calibri"/>
           <w:b/>
           <w:i w:val="0"/>
-          <w:color w:val="1F2A33"/>
+          <w:color w:val="0F1A2E"/>
           <w:sz w:val="30"/>
         </w:rPr>
         <w:t>El grano como palanca, cuando el grano se mueve solo</w:t>
@@ -581,7 +1407,7 @@
         <w:tc>
           <w:tcPr>
             <w:tcW w:type="dxa" w:w="1560"/>
-            <w:shd w:val="clear" w:fill="3A464E"/>
+            <w:shd w:val="clear" w:fill="2C3A52"/>
           </w:tcPr>
           <w:p>
             <w:r>
@@ -599,7 +1425,7 @@
         <w:tc>
           <w:tcPr>
             <w:tcW w:type="dxa" w:w="1560"/>
-            <w:shd w:val="clear" w:fill="3A464E"/>
+            <w:shd w:val="clear" w:fill="2C3A52"/>
           </w:tcPr>
           <w:p>
             <w:r>
@@ -617,7 +1443,7 @@
         <w:tc>
           <w:tcPr>
             <w:tcW w:type="dxa" w:w="1560"/>
-            <w:shd w:val="clear" w:fill="3A464E"/>
+            <w:shd w:val="clear" w:fill="2C3A52"/>
           </w:tcPr>
           <w:p>
             <w:r>
@@ -635,7 +1461,7 @@
         <w:tc>
           <w:tcPr>
             <w:tcW w:type="dxa" w:w="1560"/>
-            <w:shd w:val="clear" w:fill="3A464E"/>
+            <w:shd w:val="clear" w:fill="2C3A52"/>
           </w:tcPr>
           <w:p>
             <w:r>
@@ -653,7 +1479,7 @@
         <w:tc>
           <w:tcPr>
             <w:tcW w:type="dxa" w:w="1560"/>
-            <w:shd w:val="clear" w:fill="3A464E"/>
+            <w:shd w:val="clear" w:fill="2C3A52"/>
           </w:tcPr>
           <w:p>
             <w:r>
@@ -671,7 +1497,7 @@
         <w:tc>
           <w:tcPr>
             <w:tcW w:type="dxa" w:w="1560"/>
-            <w:shd w:val="clear" w:fill="3A464E"/>
+            <w:shd w:val="clear" w:fill="2C3A52"/>
           </w:tcPr>
           <w:p>
             <w:r>
@@ -698,7 +1524,123 @@
                 <w:rFonts w:ascii="Calibri" w:hAnsi="Calibri"/>
                 <w:b/>
                 <w:i w:val="0"/>
-                <w:color w:val="1F2A33"/>
+                <w:color w:val="0F1A2E"/>
+                <w:sz w:val="18"/>
+              </w:rPr>
+              <w:t>BZ=F</w:t>
+            </w:r>
+          </w:p>
+        </w:tc>
+        <w:tc>
+          <w:tcPr>
+            <w:tcW w:type="dxa" w:w="1560"/>
+          </w:tcPr>
+          <w:p>
+            <w:r>
+              <w:rPr>
+                <w:rFonts w:ascii="Calibri" w:hAnsi="Calibri"/>
+                <w:b w:val="0"/>
+                <w:i w:val="0"/>
+                <w:color w:val="1A1A1A"/>
+                <w:sz w:val="17"/>
+              </w:rPr>
+              <w:t>Petróleo crudo</w:t>
+            </w:r>
+          </w:p>
+        </w:tc>
+        <w:tc>
+          <w:tcPr>
+            <w:tcW w:type="dxa" w:w="1560"/>
+          </w:tcPr>
+          <w:p>
+            <w:pPr>
+              <w:jc w:val="right"/>
+            </w:pPr>
+            <w:r>
+              <w:rPr>
+                <w:rFonts w:ascii="Calibri" w:hAnsi="Calibri"/>
+                <w:b w:val="0"/>
+                <w:i w:val="0"/>
+                <w:color w:val="1A1A1A"/>
+                <w:sz w:val="18"/>
+              </w:rPr>
+              <w:t>100.06</w:t>
+            </w:r>
+          </w:p>
+        </w:tc>
+        <w:tc>
+          <w:tcPr>
+            <w:tcW w:type="dxa" w:w="1560"/>
+          </w:tcPr>
+          <w:p>
+            <w:pPr>
+              <w:jc w:val="right"/>
+            </w:pPr>
+            <w:r>
+              <w:rPr>
+                <w:rFonts w:ascii="Calibri" w:hAnsi="Calibri"/>
+                <w:b/>
+                <w:i w:val="0"/>
+                <w:color w:val="1F6F4A"/>
+                <w:sz w:val="19"/>
+              </w:rPr>
+              <w:t>+6.37%</w:t>
+            </w:r>
+          </w:p>
+        </w:tc>
+        <w:tc>
+          <w:tcPr>
+            <w:tcW w:type="dxa" w:w="1560"/>
+          </w:tcPr>
+          <w:p>
+            <w:pPr>
+              <w:jc w:val="right"/>
+            </w:pPr>
+            <w:r>
+              <w:rPr>
+                <w:rFonts w:ascii="Calibri" w:hAnsi="Calibri"/>
+                <w:b/>
+                <w:i w:val="0"/>
+                <w:color w:val="1F6F4A"/>
+                <w:sz w:val="19"/>
+              </w:rPr>
+              <w:t>+29.81%</w:t>
+            </w:r>
+          </w:p>
+        </w:tc>
+        <w:tc>
+          <w:tcPr>
+            <w:tcW w:type="dxa" w:w="1560"/>
+          </w:tcPr>
+          <w:p>
+            <w:pPr>
+              <w:jc w:val="right"/>
+            </w:pPr>
+            <w:r>
+              <w:rPr>
+                <w:rFonts w:ascii="Calibri" w:hAnsi="Calibri"/>
+                <w:b w:val="0"/>
+                <w:i w:val="0"/>
+                <w:color w:val="4A5568"/>
+                <w:sz w:val="18"/>
+              </w:rPr>
+              <w:t>54.29%</w:t>
+            </w:r>
+          </w:p>
+        </w:tc>
+      </w:tr>
+      <w:tr>
+        <w:tc>
+          <w:tcPr>
+            <w:tcW w:type="dxa" w:w="1560"/>
+          </w:tcPr>
+          <w:p>
+            <w:r>
+              <w:rPr>
+                <w:rFonts w:ascii="Calibri" w:hAnsi="Calibri"/>
+                <w:b/>
+                <w:i w:val="0"/>
+                <w:color w:val="0F1A2E"/>
                 <w:sz w:val="18"/>
               </w:rPr>
               <w:t>ZC=F</w:t>
@@ -715,7 +1657,7 @@
                 <w:rFonts w:ascii="Calibri" w:hAnsi="Calibri"/>
                 <w:b w:val="0"/>
                 <w:i w:val="0"/>
-                <w:color w:val="222A30"/>
+                <w:color w:val="1A1A1A"/>
                 <w:sz w:val="17"/>
               </w:rPr>
               <w:t>Maíz</w:t>
@@ -735,10 +1677,10 @@
                 <w:rFonts w:ascii="Calibri" w:hAnsi="Calibri"/>
                 <w:b w:val="0"/>
                 <w:i w:val="0"/>
-                <w:color w:val="222A30"/>
+                <w:color w:val="1A1A1A"/>
                 <w:sz w:val="18"/>
               </w:rPr>
-              <w:t>468.25</w:t>
+              <w:t>486.75</w:t>
             </w:r>
           </w:p>
         </w:tc>
@@ -758,7 +1700,7 @@
                 <w:color w:val="1F6F4A"/>
                 <w:sz w:val="19"/>
               </w:rPr>
-              <w:t>+4.64%</w:t>
+              <w:t>+5.36%</w:t>
             </w:r>
           </w:p>
         </w:tc>
@@ -778,7 +1720,7 @@
                 <w:color w:val="1F6F4A"/>
                 <w:sz w:val="19"/>
               </w:rPr>
-              <w:t>+12.70%</w:t>
+              <w:t>+18.79%</w:t>
             </w:r>
           </w:p>
         </w:tc>
@@ -795,10 +1737,126 @@
                 <w:rFonts w:ascii="Calibri" w:hAnsi="Calibri"/>
                 <w:b w:val="0"/>
                 <w:i w:val="0"/>
-                <w:color w:val="5A6470"/>
+                <w:color w:val="4A5568"/>
                 <w:sz w:val="18"/>
               </w:rPr>
-              <w:t>29.29%</w:t>
+              <w:t>29.18%</w:t>
+            </w:r>
+          </w:p>
+        </w:tc>
+      </w:tr>
+      <w:tr>
+        <w:tc>
+          <w:tcPr>
+            <w:tcW w:type="dxa" w:w="1560"/>
+          </w:tcPr>
+          <w:p>
+            <w:r>
+              <w:rPr>
+                <w:rFonts w:ascii="Calibri" w:hAnsi="Calibri"/>
+                <w:b/>
+                <w:i w:val="0"/>
+                <w:color w:val="0F1A2E"/>
+                <w:sz w:val="18"/>
+              </w:rPr>
+              <w:t>LMT</w:t>
+            </w:r>
+          </w:p>
+        </w:tc>
+        <w:tc>
+          <w:tcPr>
+            <w:tcW w:type="dxa" w:w="1560"/>
+          </w:tcPr>
+          <w:p>
+            <w:r>
+              <w:rPr>
+                <w:rFonts w:ascii="Calibri" w:hAnsi="Calibri"/>
+                <w:b w:val="0"/>
+                <w:i w:val="0"/>
+                <w:color w:val="1A1A1A"/>
+                <w:sz w:val="17"/>
+              </w:rPr>
+              <w:t>Armamento EE.UU.</w:t>
+            </w:r>
+          </w:p>
+        </w:tc>
+        <w:tc>
+          <w:tcPr>
+            <w:tcW w:type="dxa" w:w="1560"/>
+          </w:tcPr>
+          <w:p>
+            <w:pPr>
+              <w:jc w:val="right"/>
+            </w:pPr>
+            <w:r>
+              <w:rPr>
+                <w:rFonts w:ascii="Calibri" w:hAnsi="Calibri"/>
+                <w:b w:val="0"/>
+                <w:i w:val="0"/>
+                <w:color w:val="1A1A1A"/>
+                <w:sz w:val="18"/>
+              </w:rPr>
+              <w:t>567.58</w:t>
+            </w:r>
+          </w:p>
+        </w:tc>
+        <w:tc>
+          <w:tcPr>
+            <w:tcW w:type="dxa" w:w="1560"/>
+          </w:tcPr>
+          <w:p>
+            <w:pPr>
+              <w:jc w:val="right"/>
+            </w:pPr>
+            <w:r>
+              <w:rPr>
+                <w:rFonts w:ascii="Calibri" w:hAnsi="Calibri"/>
+                <w:b/>
+                <w:i w:val="0"/>
+                <w:color w:val="1F6F4A"/>
+                <w:sz w:val="19"/>
+              </w:rPr>
+              <w:t>+10.35%</w:t>
+            </w:r>
+          </w:p>
+        </w:tc>
+        <w:tc>
+          <w:tcPr>
+            <w:tcW w:type="dxa" w:w="1560"/>
+          </w:tcPr>
+          <w:p>
+            <w:pPr>
+              <w:jc w:val="right"/>
+            </w:pPr>
+            <w:r>
+              <w:rPr>
+                <w:rFonts w:ascii="Calibri" w:hAnsi="Calibri"/>
+                <w:b/>
+                <w:i w:val="0"/>
+                <w:color w:val="1F6F4A"/>
+                <w:sz w:val="19"/>
+              </w:rPr>
+              <w:t>+12.69%</w:t>
+            </w:r>
+          </w:p>
+        </w:tc>
+        <w:tc>
+          <w:tcPr>
+            <w:tcW w:type="dxa" w:w="1560"/>
+          </w:tcPr>
+          <w:p>
+            <w:pPr>
+              <w:jc w:val="right"/>
+            </w:pPr>
+            <w:r>
+              <w:rPr>
+                <w:rFonts w:ascii="Calibri" w:hAnsi="Calibri"/>
+                <w:b w:val="0"/>
+                <w:i w:val="0"/>
+                <w:color w:val="4A5568"/>
+                <w:sz w:val="18"/>
+              </w:rPr>
+              <w:t>43.95%</w:t>
             </w:r>
           </w:p>
         </w:tc>
@@ -818,7 +1876,7 @@
           <w:rFonts w:ascii="Calibri" w:hAnsi="Calibri"/>
           <w:b w:val="0"/>
           <w:i w:val="0"/>
-          <w:color w:val="222A30"/>
+          <w:color w:val="1A1A1A"/>
           <w:sz w:val="22"/>
         </w:rPr>
         <w:t>El maíz encabezó las señales del mes con un salto de 12% en una jornada. El nodo Rusia-Ucrania es el único del monitor donde la exposición agrícola es estructural, así que un movimiento de esta magnitud exige verificación antes que interpretación. La prueba es interna y está en el propio teatro: el trigo y los fertilizantes. Si los tres se movieron juntos, lo que se activó fue el vector agrícola de la guerra, y la lectura correcta apunta al Mar Negro y a las rutas de exportación. Si el maíz se movió aislado, el factor es un dato de inventarios o una condición climática del Medio Oeste estadounidense, ajeno al conflicto.</w:t>
@@ -833,7 +1891,7 @@
           <w:rFonts w:ascii="Calibri" w:hAnsi="Calibri"/>
           <w:b w:val="0"/>
           <w:i w:val="0"/>
-          <w:color w:val="222A30"/>
+          <w:color w:val="1A1A1A"/>
           <w:sz w:val="22"/>
         </w:rPr>
         <w:t>La consecuencia para la región no depende de cuál de las dos hipótesis se confirme, pero cambia de signo. Un shock de oferta originado en la guerra reposiciona a los exportadores del Cono Sur como sustitutos residuales y mejora los términos de intercambio agrícolas de Argentina y Brasil. Un shock climático estadounidense mueve el precio sin abrir esa ventana. La diferencia entre una cosa y la otra es lo que un decisor del agro necesita saber, y es precisamente lo que un gráfico de precios no le dice.</w:t>
@@ -848,7 +1906,7 @@
           <w:rFonts w:ascii="Calibri" w:hAnsi="Calibri"/>
           <w:b/>
           <w:i w:val="0"/>
-          <w:color w:val="26413C"/>
+          <w:color w:val="8A6B18"/>
           <w:sz w:val="18"/>
         </w:rPr>
         <w:t>COMPLEJO ISRAEL–IRÁN</w:t>
@@ -863,70 +1921,10 @@
           <w:rFonts w:ascii="Calibri" w:hAnsi="Calibri"/>
           <w:b/>
           <w:i w:val="0"/>
-          <w:color w:val="1F2A33"/>
+          <w:color w:val="0F1A2E"/>
           <w:sz w:val="30"/>
         </w:rPr>
         <w:t>Ormuz sostiene la prima, la logística la amplifica</w:t>
-      </w:r>
-    </w:p>
-    <w:p>
-      <w:pPr>
-        <w:spacing w:after="160" w:line="307" w:lineRule="auto"/>
-      </w:pPr>
-      <w:r>
-        <w:rPr>
-          <w:rFonts w:ascii="Calibri" w:hAnsi="Calibri"/>
-          <w:b w:val="0"/>
-          <w:i w:val="0"/>
-          <w:color w:val="222A30"/>
-          <w:sz w:val="22"/>
-        </w:rPr>
-        <w:t>El crudo Brent volvió a marcar señal, consistente con la escalada sostenida en torno al Estrecho de Ormuz. El movimiento del flete marítimo en el mismo período refuerza la lectura: cuando la prima energética y el costo logístico se mueven en tándem, la exposición del teatro está operando por su canal esperado, el encarecimiento simultáneo del barril y de su transporte.</w:t>
-      </w:r>
-    </w:p>
-    <w:p>
-      <w:pPr>
-        <w:spacing w:after="160" w:line="307" w:lineRule="auto"/>
-      </w:pPr>
-      <w:r>
-        <w:rPr>
-          <w:rFonts w:ascii="Calibri" w:hAnsi="Calibri"/>
-          <w:b w:val="0"/>
-          <w:i w:val="0"/>
-          <w:color w:val="222A30"/>
-          <w:sz w:val="22"/>
-        </w:rPr>
-        <w:t>Para la región, el vector es importador. Un crudo con prima de conflicto sostenida presiona la factura energética de los países no productores y tensiona los subsidios en los que sí administran precios internos. La lectura fina para el sector energía es que el diferencial se explica por riesgo de tránsito y no por demanda, con lo que se disipa rápido si la vía se despeja.</w:t>
-      </w:r>
-    </w:p>
-    <w:p>
-      <w:pPr>
-        <w:spacing w:before="280" w:after="0"/>
-      </w:pPr>
-      <w:r>
-        <w:rPr>
-          <w:rFonts w:ascii="Calibri" w:hAnsi="Calibri"/>
-          <w:b/>
-          <w:i w:val="0"/>
-          <w:color w:val="26413C"/>
-          <w:sz w:val="18"/>
-        </w:rPr>
-        <w:t>INDO-PACÍFICO</w:t>
-      </w:r>
-    </w:p>
-    <w:p>
-      <w:pPr>
-        <w:spacing w:after="120"/>
-      </w:pPr>
-      <w:r>
-        <w:rPr>
-          <w:rFonts w:ascii="Calibri" w:hAnsi="Calibri"/>
-          <w:b/>
-          <w:i w:val="0"/>
-          <w:color w:val="1F2A33"/>
-          <w:sz w:val="30"/>
-        </w:rPr>
-        <w:t>La tierra rara que se lee en Beijing, no en Brasilia</w:t>
       </w:r>
     </w:p>
     <w:tbl>
@@ -947,7 +1945,7 @@
         <w:tc>
           <w:tcPr>
             <w:tcW w:type="dxa" w:w="1560"/>
-            <w:shd w:val="clear" w:fill="3A464E"/>
+            <w:shd w:val="clear" w:fill="2C3A52"/>
           </w:tcPr>
           <w:p>
             <w:r>
@@ -965,7 +1963,7 @@
         <w:tc>
           <w:tcPr>
             <w:tcW w:type="dxa" w:w="1560"/>
-            <w:shd w:val="clear" w:fill="3A464E"/>
+            <w:shd w:val="clear" w:fill="2C3A52"/>
           </w:tcPr>
           <w:p>
             <w:r>
@@ -983,7 +1981,7 @@
         <w:tc>
           <w:tcPr>
             <w:tcW w:type="dxa" w:w="1560"/>
-            <w:shd w:val="clear" w:fill="3A464E"/>
+            <w:shd w:val="clear" w:fill="2C3A52"/>
           </w:tcPr>
           <w:p>
             <w:r>
@@ -1001,7 +1999,7 @@
         <w:tc>
           <w:tcPr>
             <w:tcW w:type="dxa" w:w="1560"/>
-            <w:shd w:val="clear" w:fill="3A464E"/>
+            <w:shd w:val="clear" w:fill="2C3A52"/>
           </w:tcPr>
           <w:p>
             <w:r>
@@ -1019,7 +2017,7 @@
         <w:tc>
           <w:tcPr>
             <w:tcW w:type="dxa" w:w="1560"/>
-            <w:shd w:val="clear" w:fill="3A464E"/>
+            <w:shd w:val="clear" w:fill="2C3A52"/>
           </w:tcPr>
           <w:p>
             <w:r>
@@ -1037,7 +2035,7 @@
         <w:tc>
           <w:tcPr>
             <w:tcW w:type="dxa" w:w="1560"/>
-            <w:shd w:val="clear" w:fill="3A464E"/>
+            <w:shd w:val="clear" w:fill="2C3A52"/>
           </w:tcPr>
           <w:p>
             <w:r>
@@ -1064,10 +2062,10 @@
                 <w:rFonts w:ascii="Calibri" w:hAnsi="Calibri"/>
                 <w:b/>
                 <w:i w:val="0"/>
-                <w:color w:val="1F2A33"/>
+                <w:color w:val="0F1A2E"/>
                 <w:sz w:val="18"/>
               </w:rPr>
-              <w:t>MP</w:t>
+              <w:t>BZ=F</w:t>
             </w:r>
           </w:p>
         </w:tc>
@@ -1081,10 +2079,10 @@
                 <w:rFonts w:ascii="Calibri" w:hAnsi="Calibri"/>
                 <w:b w:val="0"/>
                 <w:i w:val="0"/>
-                <w:color w:val="222A30"/>
+                <w:color w:val="1A1A1A"/>
                 <w:sz w:val="17"/>
               </w:rPr>
-              <w:t>Tierras raras (alternativa)</w:t>
+              <w:t>Petróleo crudo</w:t>
             </w:r>
           </w:p>
         </w:tc>
@@ -1101,10 +2099,1086 @@
                 <w:rFonts w:ascii="Calibri" w:hAnsi="Calibri"/>
                 <w:b w:val="0"/>
                 <w:i w:val="0"/>
-                <w:color w:val="222A30"/>
+                <w:color w:val="1A1A1A"/>
                 <w:sz w:val="18"/>
               </w:rPr>
-              <w:t>46.65</w:t>
+              <w:t>100.06</w:t>
+            </w:r>
+          </w:p>
+        </w:tc>
+        <w:tc>
+          <w:tcPr>
+            <w:tcW w:type="dxa" w:w="1560"/>
+          </w:tcPr>
+          <w:p>
+            <w:pPr>
+              <w:jc w:val="right"/>
+            </w:pPr>
+            <w:r>
+              <w:rPr>
+                <w:rFonts w:ascii="Calibri" w:hAnsi="Calibri"/>
+                <w:b/>
+                <w:i w:val="0"/>
+                <w:color w:val="1F6F4A"/>
+                <w:sz w:val="19"/>
+              </w:rPr>
+              <w:t>+6.37%</w:t>
+            </w:r>
+          </w:p>
+        </w:tc>
+        <w:tc>
+          <w:tcPr>
+            <w:tcW w:type="dxa" w:w="1560"/>
+          </w:tcPr>
+          <w:p>
+            <w:pPr>
+              <w:jc w:val="right"/>
+            </w:pPr>
+            <w:r>
+              <w:rPr>
+                <w:rFonts w:ascii="Calibri" w:hAnsi="Calibri"/>
+                <w:b/>
+                <w:i w:val="0"/>
+                <w:color w:val="1F6F4A"/>
+                <w:sz w:val="19"/>
+              </w:rPr>
+              <w:t>+29.81%</w:t>
+            </w:r>
+          </w:p>
+        </w:tc>
+        <w:tc>
+          <w:tcPr>
+            <w:tcW w:type="dxa" w:w="1560"/>
+          </w:tcPr>
+          <w:p>
+            <w:pPr>
+              <w:jc w:val="right"/>
+            </w:pPr>
+            <w:r>
+              <w:rPr>
+                <w:rFonts w:ascii="Calibri" w:hAnsi="Calibri"/>
+                <w:b w:val="0"/>
+                <w:i w:val="0"/>
+                <w:color w:val="4A5568"/>
+                <w:sz w:val="18"/>
+              </w:rPr>
+              <w:t>54.29%</w:t>
+            </w:r>
+          </w:p>
+        </w:tc>
+      </w:tr>
+      <w:tr>
+        <w:tc>
+          <w:tcPr>
+            <w:tcW w:type="dxa" w:w="1560"/>
+          </w:tcPr>
+          <w:p>
+            <w:r>
+              <w:rPr>
+                <w:rFonts w:ascii="Calibri" w:hAnsi="Calibri"/>
+                <w:b/>
+                <w:i w:val="0"/>
+                <w:color w:val="0F1A2E"/>
+                <w:sz w:val="18"/>
+              </w:rPr>
+              <w:t>CL=F</w:t>
+            </w:r>
+          </w:p>
+        </w:tc>
+        <w:tc>
+          <w:tcPr>
+            <w:tcW w:type="dxa" w:w="1560"/>
+          </w:tcPr>
+          <w:p>
+            <w:r>
+              <w:rPr>
+                <w:rFonts w:ascii="Calibri" w:hAnsi="Calibri"/>
+                <w:b w:val="0"/>
+                <w:i w:val="0"/>
+                <w:color w:val="1A1A1A"/>
+                <w:sz w:val="17"/>
+              </w:rPr>
+              <w:t>Petróleo crudo (WTI)</w:t>
+            </w:r>
+          </w:p>
+        </w:tc>
+        <w:tc>
+          <w:tcPr>
+            <w:tcW w:type="dxa" w:w="1560"/>
+          </w:tcPr>
+          <w:p>
+            <w:pPr>
+              <w:jc w:val="right"/>
+            </w:pPr>
+            <w:r>
+              <w:rPr>
+                <w:rFonts w:ascii="Calibri" w:hAnsi="Calibri"/>
+                <w:b w:val="0"/>
+                <w:i w:val="0"/>
+                <w:color w:val="1A1A1A"/>
+                <w:sz w:val="18"/>
+              </w:rPr>
+              <w:t>91.71</w:t>
+            </w:r>
+          </w:p>
+        </w:tc>
+        <w:tc>
+          <w:tcPr>
+            <w:tcW w:type="dxa" w:w="1560"/>
+          </w:tcPr>
+          <w:p>
+            <w:pPr>
+              <w:jc w:val="right"/>
+            </w:pPr>
+            <w:r>
+              <w:rPr>
+                <w:rFonts w:ascii="Calibri" w:hAnsi="Calibri"/>
+                <w:b/>
+                <w:i w:val="0"/>
+                <w:color w:val="1F6F4A"/>
+                <w:sz w:val="19"/>
+              </w:rPr>
+              <w:t>+5.62%</w:t>
+            </w:r>
+          </w:p>
+        </w:tc>
+        <w:tc>
+          <w:tcPr>
+            <w:tcW w:type="dxa" w:w="1560"/>
+          </w:tcPr>
+          <w:p>
+            <w:pPr>
+              <w:jc w:val="right"/>
+            </w:pPr>
+            <w:r>
+              <w:rPr>
+                <w:rFonts w:ascii="Calibri" w:hAnsi="Calibri"/>
+                <w:b/>
+                <w:i w:val="0"/>
+                <w:color w:val="1F6F4A"/>
+                <w:sz w:val="19"/>
+              </w:rPr>
+              <w:t>+25.27%</w:t>
+            </w:r>
+          </w:p>
+        </w:tc>
+        <w:tc>
+          <w:tcPr>
+            <w:tcW w:type="dxa" w:w="1560"/>
+          </w:tcPr>
+          <w:p>
+            <w:pPr>
+              <w:jc w:val="right"/>
+            </w:pPr>
+            <w:r>
+              <w:rPr>
+                <w:rFonts w:ascii="Calibri" w:hAnsi="Calibri"/>
+                <w:b w:val="0"/>
+                <w:i w:val="0"/>
+                <w:color w:val="4A5568"/>
+                <w:sz w:val="18"/>
+              </w:rPr>
+              <w:t>52.58%</w:t>
+            </w:r>
+          </w:p>
+        </w:tc>
+      </w:tr>
+      <w:tr>
+        <w:tc>
+          <w:tcPr>
+            <w:tcW w:type="dxa" w:w="1560"/>
+          </w:tcPr>
+          <w:p>
+            <w:r>
+              <w:rPr>
+                <w:rFonts w:ascii="Calibri" w:hAnsi="Calibri"/>
+                <w:b/>
+                <w:i w:val="0"/>
+                <w:color w:val="0F1A2E"/>
+                <w:sz w:val="18"/>
+              </w:rPr>
+              <w:t>RTX</w:t>
+            </w:r>
+          </w:p>
+        </w:tc>
+        <w:tc>
+          <w:tcPr>
+            <w:tcW w:type="dxa" w:w="1560"/>
+          </w:tcPr>
+          <w:p>
+            <w:r>
+              <w:rPr>
+                <w:rFonts w:ascii="Calibri" w:hAnsi="Calibri"/>
+                <w:b w:val="0"/>
+                <w:i w:val="0"/>
+                <w:color w:val="1A1A1A"/>
+                <w:sz w:val="17"/>
+              </w:rPr>
+              <w:t>Defensa antiaérea</w:t>
+            </w:r>
+          </w:p>
+        </w:tc>
+        <w:tc>
+          <w:tcPr>
+            <w:tcW w:type="dxa" w:w="1560"/>
+          </w:tcPr>
+          <w:p>
+            <w:pPr>
+              <w:jc w:val="right"/>
+            </w:pPr>
+            <w:r>
+              <w:rPr>
+                <w:rFonts w:ascii="Calibri" w:hAnsi="Calibri"/>
+                <w:b w:val="0"/>
+                <w:i w:val="0"/>
+                <w:color w:val="1A1A1A"/>
+                <w:sz w:val="18"/>
+              </w:rPr>
+              <w:t>209.05</w:t>
+            </w:r>
+          </w:p>
+        </w:tc>
+        <w:tc>
+          <w:tcPr>
+            <w:tcW w:type="dxa" w:w="1560"/>
+          </w:tcPr>
+          <w:p>
+            <w:pPr>
+              <w:jc w:val="right"/>
+            </w:pPr>
+            <w:r>
+              <w:rPr>
+                <w:rFonts w:ascii="Calibri" w:hAnsi="Calibri"/>
+                <w:b/>
+                <w:i w:val="0"/>
+                <w:color w:val="1F6F4A"/>
+                <w:sz w:val="19"/>
+              </w:rPr>
+              <w:t>+7.27%</w:t>
+            </w:r>
+          </w:p>
+        </w:tc>
+        <w:tc>
+          <w:tcPr>
+            <w:tcW w:type="dxa" w:w="1560"/>
+          </w:tcPr>
+          <w:p>
+            <w:pPr>
+              <w:jc w:val="right"/>
+            </w:pPr>
+            <w:r>
+              <w:rPr>
+                <w:rFonts w:ascii="Calibri" w:hAnsi="Calibri"/>
+                <w:b/>
+                <w:i w:val="0"/>
+                <w:color w:val="1F6F4A"/>
+                <w:sz w:val="19"/>
+              </w:rPr>
+              <w:t>+12.16%</w:t>
+            </w:r>
+          </w:p>
+        </w:tc>
+        <w:tc>
+          <w:tcPr>
+            <w:tcW w:type="dxa" w:w="1560"/>
+          </w:tcPr>
+          <w:p>
+            <w:pPr>
+              <w:jc w:val="right"/>
+            </w:pPr>
+            <w:r>
+              <w:rPr>
+                <w:rFonts w:ascii="Calibri" w:hAnsi="Calibri"/>
+                <w:b w:val="0"/>
+                <w:i w:val="0"/>
+                <w:color w:val="4A5568"/>
+                <w:sz w:val="18"/>
+              </w:rPr>
+              <w:t>34.55%</w:t>
+            </w:r>
+          </w:p>
+        </w:tc>
+      </w:tr>
+      <w:tr>
+        <w:tc>
+          <w:tcPr>
+            <w:tcW w:type="dxa" w:w="1560"/>
+          </w:tcPr>
+          <w:p>
+            <w:r>
+              <w:rPr>
+                <w:rFonts w:ascii="Calibri" w:hAnsi="Calibri"/>
+                <w:b/>
+                <w:i w:val="0"/>
+                <w:color w:val="0F1A2E"/>
+                <w:sz w:val="18"/>
+              </w:rPr>
+              <w:t>LMT</w:t>
+            </w:r>
+          </w:p>
+        </w:tc>
+        <w:tc>
+          <w:tcPr>
+            <w:tcW w:type="dxa" w:w="1560"/>
+          </w:tcPr>
+          <w:p>
+            <w:r>
+              <w:rPr>
+                <w:rFonts w:ascii="Calibri" w:hAnsi="Calibri"/>
+                <w:b w:val="0"/>
+                <w:i w:val="0"/>
+                <w:color w:val="1A1A1A"/>
+                <w:sz w:val="17"/>
+              </w:rPr>
+              <w:t>Defensa antiaérea</w:t>
+            </w:r>
+          </w:p>
+        </w:tc>
+        <w:tc>
+          <w:tcPr>
+            <w:tcW w:type="dxa" w:w="1560"/>
+          </w:tcPr>
+          <w:p>
+            <w:pPr>
+              <w:jc w:val="right"/>
+            </w:pPr>
+            <w:r>
+              <w:rPr>
+                <w:rFonts w:ascii="Calibri" w:hAnsi="Calibri"/>
+                <w:b w:val="0"/>
+                <w:i w:val="0"/>
+                <w:color w:val="1A1A1A"/>
+                <w:sz w:val="18"/>
+              </w:rPr>
+              <w:t>567.58</w:t>
+            </w:r>
+          </w:p>
+        </w:tc>
+        <w:tc>
+          <w:tcPr>
+            <w:tcW w:type="dxa" w:w="1560"/>
+          </w:tcPr>
+          <w:p>
+            <w:pPr>
+              <w:jc w:val="right"/>
+            </w:pPr>
+            <w:r>
+              <w:rPr>
+                <w:rFonts w:ascii="Calibri" w:hAnsi="Calibri"/>
+                <w:b/>
+                <w:i w:val="0"/>
+                <w:color w:val="1F6F4A"/>
+                <w:sz w:val="19"/>
+              </w:rPr>
+              <w:t>+10.35%</w:t>
+            </w:r>
+          </w:p>
+        </w:tc>
+        <w:tc>
+          <w:tcPr>
+            <w:tcW w:type="dxa" w:w="1560"/>
+          </w:tcPr>
+          <w:p>
+            <w:pPr>
+              <w:jc w:val="right"/>
+            </w:pPr>
+            <w:r>
+              <w:rPr>
+                <w:rFonts w:ascii="Calibri" w:hAnsi="Calibri"/>
+                <w:b/>
+                <w:i w:val="0"/>
+                <w:color w:val="1F6F4A"/>
+                <w:sz w:val="19"/>
+              </w:rPr>
+              <w:t>+12.69%</w:t>
+            </w:r>
+          </w:p>
+        </w:tc>
+        <w:tc>
+          <w:tcPr>
+            <w:tcW w:type="dxa" w:w="1560"/>
+          </w:tcPr>
+          <w:p>
+            <w:pPr>
+              <w:jc w:val="right"/>
+            </w:pPr>
+            <w:r>
+              <w:rPr>
+                <w:rFonts w:ascii="Calibri" w:hAnsi="Calibri"/>
+                <w:b w:val="0"/>
+                <w:i w:val="0"/>
+                <w:color w:val="4A5568"/>
+                <w:sz w:val="18"/>
+              </w:rPr>
+              <w:t>43.95%</w:t>
+            </w:r>
+          </w:p>
+        </w:tc>
+      </w:tr>
+    </w:tbl>
+    <w:p>
+      <w:pPr>
+        <w:spacing w:after="40"/>
+      </w:pPr>
+    </w:p>
+    <w:p>
+      <w:pPr>
+        <w:spacing w:after="160" w:line="307" w:lineRule="auto"/>
+      </w:pPr>
+      <w:r>
+        <w:rPr>
+          <w:rFonts w:ascii="Calibri" w:hAnsi="Calibri"/>
+          <w:b w:val="0"/>
+          <w:i w:val="0"/>
+          <w:color w:val="1A1A1A"/>
+          <w:sz w:val="22"/>
+        </w:rPr>
+        <w:t>El crudo Brent volvió a marcar señal, consistente con la escalada sostenida en torno al Estrecho de Ormuz. El movimiento del flete marítimo en el mismo período refuerza la lectura: cuando la prima energética y el costo logístico se mueven en tándem, la exposición del teatro está operando por su canal esperado, el encarecimiento simultáneo del barril y de su transporte.</w:t>
+      </w:r>
+    </w:p>
+    <w:p>
+      <w:pPr>
+        <w:spacing w:after="160" w:line="307" w:lineRule="auto"/>
+      </w:pPr>
+      <w:r>
+        <w:rPr>
+          <w:rFonts w:ascii="Calibri" w:hAnsi="Calibri"/>
+          <w:b w:val="0"/>
+          <w:i w:val="0"/>
+          <w:color w:val="1A1A1A"/>
+          <w:sz w:val="22"/>
+        </w:rPr>
+        <w:t>Para la región, el vector es importador. Un crudo con prima de conflicto sostenida presiona la factura energética de los países no productores y tensiona los subsidios en los que sí administran precios internos. La lectura fina para el sector energía es que el diferencial se explica por riesgo de tránsito y no por demanda, con lo que se disipa rápido si la vía se despeja.</w:t>
+      </w:r>
+    </w:p>
+    <w:p>
+      <w:pPr>
+        <w:spacing w:before="280" w:after="0"/>
+      </w:pPr>
+      <w:r>
+        <w:rPr>
+          <w:rFonts w:ascii="Calibri" w:hAnsi="Calibri"/>
+          <w:b/>
+          <w:i w:val="0"/>
+          <w:color w:val="8A6B18"/>
+          <w:sz w:val="18"/>
+        </w:rPr>
+        <w:t>INDO-PACÍFICO</w:t>
+      </w:r>
+    </w:p>
+    <w:p>
+      <w:pPr>
+        <w:spacing w:after="120"/>
+      </w:pPr>
+      <w:r>
+        <w:rPr>
+          <w:rFonts w:ascii="Calibri" w:hAnsi="Calibri"/>
+          <w:b/>
+          <w:i w:val="0"/>
+          <w:color w:val="0F1A2E"/>
+          <w:sz w:val="30"/>
+        </w:rPr>
+        <w:t>La tierra rara que se lee en Beijing, no en Brasilia</w:t>
+      </w:r>
+    </w:p>
+    <w:tbl>
+      <w:tblPr>
+        <w:tblW w:type="auto" w:w="0"/>
+        <w:jc w:val="center"/>
+        <w:tblLook w:firstColumn="1" w:firstRow="1" w:lastColumn="0" w:lastRow="0" w:noHBand="0" w:noVBand="1" w:val="04A0"/>
+      </w:tblPr>
+      <w:tblGrid>
+        <w:gridCol w:w="1560"/>
+        <w:gridCol w:w="1560"/>
+        <w:gridCol w:w="1560"/>
+        <w:gridCol w:w="1560"/>
+        <w:gridCol w:w="1560"/>
+        <w:gridCol w:w="1560"/>
+      </w:tblGrid>
+      <w:tr>
+        <w:tc>
+          <w:tcPr>
+            <w:tcW w:type="dxa" w:w="1560"/>
+            <w:shd w:val="clear" w:fill="2C3A52"/>
+          </w:tcPr>
+          <w:p>
+            <w:r>
+              <w:rPr>
+                <w:rFonts w:ascii="Calibri" w:hAnsi="Calibri"/>
+                <w:b/>
+                <w:i w:val="0"/>
+                <w:color w:val="FFFFFF"/>
+                <w:sz w:val="17"/>
+              </w:rPr>
+              <w:t>Activo</w:t>
+            </w:r>
+          </w:p>
+        </w:tc>
+        <w:tc>
+          <w:tcPr>
+            <w:tcW w:type="dxa" w:w="1560"/>
+            <w:shd w:val="clear" w:fill="2C3A52"/>
+          </w:tcPr>
+          <w:p>
+            <w:r>
+              <w:rPr>
+                <w:rFonts w:ascii="Calibri" w:hAnsi="Calibri"/>
+                <w:b/>
+                <w:i w:val="0"/>
+                <w:color w:val="FFFFFF"/>
+                <w:sz w:val="17"/>
+              </w:rPr>
+              <w:t>Recurso</w:t>
+            </w:r>
+          </w:p>
+        </w:tc>
+        <w:tc>
+          <w:tcPr>
+            <w:tcW w:type="dxa" w:w="1560"/>
+            <w:shd w:val="clear" w:fill="2C3A52"/>
+          </w:tcPr>
+          <w:p>
+            <w:r>
+              <w:rPr>
+                <w:rFonts w:ascii="Calibri" w:hAnsi="Calibri"/>
+                <w:b/>
+                <w:i w:val="0"/>
+                <w:color w:val="FFFFFF"/>
+                <w:sz w:val="17"/>
+              </w:rPr>
+              <w:t>Precio</w:t>
+            </w:r>
+          </w:p>
+        </w:tc>
+        <w:tc>
+          <w:tcPr>
+            <w:tcW w:type="dxa" w:w="1560"/>
+            <w:shd w:val="clear" w:fill="2C3A52"/>
+          </w:tcPr>
+          <w:p>
+            <w:r>
+              <w:rPr>
+                <w:rFonts w:ascii="Calibri" w:hAnsi="Calibri"/>
+                <w:b/>
+                <w:i w:val="0"/>
+                <w:color w:val="FFFFFF"/>
+                <w:sz w:val="17"/>
+              </w:rPr>
+              <w:t>1 d</w:t>
+            </w:r>
+          </w:p>
+        </w:tc>
+        <w:tc>
+          <w:tcPr>
+            <w:tcW w:type="dxa" w:w="1560"/>
+            <w:shd w:val="clear" w:fill="2C3A52"/>
+          </w:tcPr>
+          <w:p>
+            <w:r>
+              <w:rPr>
+                <w:rFonts w:ascii="Calibri" w:hAnsi="Calibri"/>
+                <w:b/>
+                <w:i w:val="0"/>
+                <w:color w:val="FFFFFF"/>
+                <w:sz w:val="17"/>
+              </w:rPr>
+              <w:t>30 d</w:t>
+            </w:r>
+          </w:p>
+        </w:tc>
+        <w:tc>
+          <w:tcPr>
+            <w:tcW w:type="dxa" w:w="1560"/>
+            <w:shd w:val="clear" w:fill="2C3A52"/>
+          </w:tcPr>
+          <w:p>
+            <w:r>
+              <w:rPr>
+                <w:rFonts w:ascii="Calibri" w:hAnsi="Calibri"/>
+                <w:b/>
+                <w:i w:val="0"/>
+                <w:color w:val="FFFFFF"/>
+                <w:sz w:val="17"/>
+              </w:rPr>
+              <w:t>Vol 30d</w:t>
+            </w:r>
+          </w:p>
+        </w:tc>
+      </w:tr>
+      <w:tr>
+        <w:tc>
+          <w:tcPr>
+            <w:tcW w:type="dxa" w:w="1560"/>
+          </w:tcPr>
+          <w:p>
+            <w:r>
+              <w:rPr>
+                <w:rFonts w:ascii="Calibri" w:hAnsi="Calibri"/>
+                <w:b/>
+                <w:i w:val="0"/>
+                <w:color w:val="0F1A2E"/>
+                <w:sz w:val="18"/>
+              </w:rPr>
+              <w:t>LMT</w:t>
+            </w:r>
+          </w:p>
+        </w:tc>
+        <w:tc>
+          <w:tcPr>
+            <w:tcW w:type="dxa" w:w="1560"/>
+          </w:tcPr>
+          <w:p>
+            <w:r>
+              <w:rPr>
+                <w:rFonts w:ascii="Calibri" w:hAnsi="Calibri"/>
+                <w:b w:val="0"/>
+                <w:i w:val="0"/>
+                <w:color w:val="1A1A1A"/>
+                <w:sz w:val="17"/>
+              </w:rPr>
+              <w:t>Sistemas de misiles y naval</w:t>
+            </w:r>
+          </w:p>
+        </w:tc>
+        <w:tc>
+          <w:tcPr>
+            <w:tcW w:type="dxa" w:w="1560"/>
+          </w:tcPr>
+          <w:p>
+            <w:pPr>
+              <w:jc w:val="right"/>
+            </w:pPr>
+            <w:r>
+              <w:rPr>
+                <w:rFonts w:ascii="Calibri" w:hAnsi="Calibri"/>
+                <w:b w:val="0"/>
+                <w:i w:val="0"/>
+                <w:color w:val="1A1A1A"/>
+                <w:sz w:val="18"/>
+              </w:rPr>
+              <w:t>567.58</w:t>
+            </w:r>
+          </w:p>
+        </w:tc>
+        <w:tc>
+          <w:tcPr>
+            <w:tcW w:type="dxa" w:w="1560"/>
+          </w:tcPr>
+          <w:p>
+            <w:pPr>
+              <w:jc w:val="right"/>
+            </w:pPr>
+            <w:r>
+              <w:rPr>
+                <w:rFonts w:ascii="Calibri" w:hAnsi="Calibri"/>
+                <w:b/>
+                <w:i w:val="0"/>
+                <w:color w:val="1F6F4A"/>
+                <w:sz w:val="19"/>
+              </w:rPr>
+              <w:t>+10.35%</w:t>
+            </w:r>
+          </w:p>
+        </w:tc>
+        <w:tc>
+          <w:tcPr>
+            <w:tcW w:type="dxa" w:w="1560"/>
+          </w:tcPr>
+          <w:p>
+            <w:pPr>
+              <w:jc w:val="right"/>
+            </w:pPr>
+            <w:r>
+              <w:rPr>
+                <w:rFonts w:ascii="Calibri" w:hAnsi="Calibri"/>
+                <w:b/>
+                <w:i w:val="0"/>
+                <w:color w:val="1F6F4A"/>
+                <w:sz w:val="19"/>
+              </w:rPr>
+              <w:t>+12.69%</w:t>
+            </w:r>
+          </w:p>
+        </w:tc>
+        <w:tc>
+          <w:tcPr>
+            <w:tcW w:type="dxa" w:w="1560"/>
+          </w:tcPr>
+          <w:p>
+            <w:pPr>
+              <w:jc w:val="right"/>
+            </w:pPr>
+            <w:r>
+              <w:rPr>
+                <w:rFonts w:ascii="Calibri" w:hAnsi="Calibri"/>
+                <w:b w:val="0"/>
+                <w:i w:val="0"/>
+                <w:color w:val="4A5568"/>
+                <w:sz w:val="18"/>
+              </w:rPr>
+              <w:t>43.95%</w:t>
+            </w:r>
+          </w:p>
+        </w:tc>
+      </w:tr>
+      <w:tr>
+        <w:tc>
+          <w:tcPr>
+            <w:tcW w:type="dxa" w:w="1560"/>
+          </w:tcPr>
+          <w:p>
+            <w:r>
+              <w:rPr>
+                <w:rFonts w:ascii="Calibri" w:hAnsi="Calibri"/>
+                <w:b/>
+                <w:i w:val="0"/>
+                <w:color w:val="0F1A2E"/>
+                <w:sz w:val="18"/>
+              </w:rPr>
+              <w:t>JPY=X</w:t>
+            </w:r>
+          </w:p>
+        </w:tc>
+        <w:tc>
+          <w:tcPr>
+            <w:tcW w:type="dxa" w:w="1560"/>
+          </w:tcPr>
+          <w:p>
+            <w:r>
+              <w:rPr>
+                <w:rFonts w:ascii="Calibri" w:hAnsi="Calibri"/>
+                <w:b w:val="0"/>
+                <w:i w:val="0"/>
+                <w:color w:val="1A1A1A"/>
+                <w:sz w:val="17"/>
+              </w:rPr>
+              <w:t>Moneda de refugio</w:t>
+            </w:r>
+          </w:p>
+        </w:tc>
+        <w:tc>
+          <w:tcPr>
+            <w:tcW w:type="dxa" w:w="1560"/>
+          </w:tcPr>
+          <w:p>
+            <w:pPr>
+              <w:jc w:val="right"/>
+            </w:pPr>
+            <w:r>
+              <w:rPr>
+                <w:rFonts w:ascii="Calibri" w:hAnsi="Calibri"/>
+                <w:b w:val="0"/>
+                <w:i w:val="0"/>
+                <w:color w:val="1A1A1A"/>
+                <w:sz w:val="18"/>
+              </w:rPr>
+              <w:t>163.83</w:t>
+            </w:r>
+          </w:p>
+        </w:tc>
+        <w:tc>
+          <w:tcPr>
+            <w:tcW w:type="dxa" w:w="1560"/>
+          </w:tcPr>
+          <w:p>
+            <w:pPr>
+              <w:jc w:val="right"/>
+            </w:pPr>
+            <w:r>
+              <w:rPr>
+                <w:rFonts w:ascii="Calibri" w:hAnsi="Calibri"/>
+                <w:b/>
+                <w:i w:val="0"/>
+                <w:color w:val="1F6F4A"/>
+                <w:sz w:val="19"/>
+              </w:rPr>
+              <w:t>+0.39%</w:t>
+            </w:r>
+          </w:p>
+        </w:tc>
+        <w:tc>
+          <w:tcPr>
+            <w:tcW w:type="dxa" w:w="1560"/>
+          </w:tcPr>
+          <w:p>
+            <w:pPr>
+              <w:jc w:val="right"/>
+            </w:pPr>
+            <w:r>
+              <w:rPr>
+                <w:rFonts w:ascii="Calibri" w:hAnsi="Calibri"/>
+                <w:b/>
+                <w:i w:val="0"/>
+                <w:color w:val="1F6F4A"/>
+                <w:sz w:val="19"/>
+              </w:rPr>
+              <w:t>+1.38%</w:t>
+            </w:r>
+          </w:p>
+        </w:tc>
+        <w:tc>
+          <w:tcPr>
+            <w:tcW w:type="dxa" w:w="1560"/>
+          </w:tcPr>
+          <w:p>
+            <w:pPr>
+              <w:jc w:val="right"/>
+            </w:pPr>
+            <w:r>
+              <w:rPr>
+                <w:rFonts w:ascii="Calibri" w:hAnsi="Calibri"/>
+                <w:b w:val="0"/>
+                <w:i w:val="0"/>
+                <w:color w:val="4A5568"/>
+                <w:sz w:val="18"/>
+              </w:rPr>
+              <w:t>3.81%</w:t>
+            </w:r>
+          </w:p>
+        </w:tc>
+      </w:tr>
+    </w:tbl>
+    <w:p>
+      <w:pPr>
+        <w:spacing w:after="40"/>
+      </w:pPr>
+    </w:p>
+    <w:p>
+      <w:pPr>
+        <w:spacing w:after="160" w:line="307" w:lineRule="auto"/>
+      </w:pPr>
+      <w:r>
+        <w:rPr>
+          <w:rFonts w:ascii="Calibri" w:hAnsi="Calibri"/>
+          <w:b w:val="0"/>
+          <w:i w:val="0"/>
+          <w:color w:val="1A1A1A"/>
+          <w:sz w:val="22"/>
+        </w:rPr>
+        <w:t>MP Materials marcó señal, y es el caso que mejor ilustra por qué la atribución apresurada erosiona la credibilidad. MP es un productor doméstico estadounidense y su precio lo gobierna la política china de exportación y licencias, que fija el piso y el techo del NdPr, más el respaldo del Departamento de Defensa. Está mapeado en este teatro por esa razón, como alternativa occidental al dominio chino, y ahí es donde vive su causalidad. Cualquier intento de explicarlo por eventos de otro hemisferio confunde correlación de calendario con estructura.</w:t>
+      </w:r>
+    </w:p>
+    <w:p>
+      <w:pPr>
+        <w:spacing w:after="160" w:line="307" w:lineRule="auto"/>
+      </w:pPr>
+      <w:r>
+        <w:rPr>
+          <w:rFonts w:ascii="Calibri" w:hAnsi="Calibri"/>
+          <w:b w:val="0"/>
+          <w:i w:val="0"/>
+          <w:color w:val="1A1A1A"/>
+          <w:sz w:val="22"/>
+        </w:rPr>
+        <w:t>La consecuencia regional es indirecta pero real. América Latina figura en el mapa de la diversificación de tierras raras fuera de China como fuente potencial, todavía en etapa exploratoria. Cada movimiento de la política china sobre este vector revalúa esos proyectos regionales, y ese es el canal por el que un decisor de minería debería leer la señal de MP.</w:t>
+      </w:r>
+    </w:p>
+    <w:p>
+      <w:pPr>
+        <w:spacing w:before="280" w:after="0"/>
+      </w:pPr>
+      <w:r>
+        <w:rPr>
+          <w:rFonts w:ascii="Calibri" w:hAnsi="Calibri"/>
+          <w:b/>
+          <w:i w:val="0"/>
+          <w:color w:val="8A6B18"/>
+          <w:sz w:val="18"/>
+        </w:rPr>
+        <w:t>AMÉRICAS</w:t>
+      </w:r>
+    </w:p>
+    <w:p>
+      <w:pPr>
+        <w:spacing w:after="120"/>
+      </w:pPr>
+      <w:r>
+        <w:rPr>
+          <w:rFonts w:ascii="Calibri" w:hAnsi="Calibri"/>
+          <w:b/>
+          <w:i w:val="0"/>
+          <w:color w:val="0F1A2E"/>
+          <w:sz w:val="30"/>
+        </w:rPr>
+        <w:t>Sin señales, con una recomposición de fondo</w:t>
+      </w:r>
+    </w:p>
+    <w:tbl>
+      <w:tblPr>
+        <w:tblW w:type="auto" w:w="0"/>
+        <w:jc w:val="center"/>
+        <w:tblLook w:firstColumn="1" w:firstRow="1" w:lastColumn="0" w:lastRow="0" w:noHBand="0" w:noVBand="1" w:val="04A0"/>
+      </w:tblPr>
+      <w:tblGrid>
+        <w:gridCol w:w="1560"/>
+        <w:gridCol w:w="1560"/>
+        <w:gridCol w:w="1560"/>
+        <w:gridCol w:w="1560"/>
+        <w:gridCol w:w="1560"/>
+        <w:gridCol w:w="1560"/>
+      </w:tblGrid>
+      <w:tr>
+        <w:tc>
+          <w:tcPr>
+            <w:tcW w:type="dxa" w:w="1560"/>
+            <w:shd w:val="clear" w:fill="2C3A52"/>
+          </w:tcPr>
+          <w:p>
+            <w:r>
+              <w:rPr>
+                <w:rFonts w:ascii="Calibri" w:hAnsi="Calibri"/>
+                <w:b/>
+                <w:i w:val="0"/>
+                <w:color w:val="FFFFFF"/>
+                <w:sz w:val="17"/>
+              </w:rPr>
+              <w:t>Activo</w:t>
+            </w:r>
+          </w:p>
+        </w:tc>
+        <w:tc>
+          <w:tcPr>
+            <w:tcW w:type="dxa" w:w="1560"/>
+            <w:shd w:val="clear" w:fill="2C3A52"/>
+          </w:tcPr>
+          <w:p>
+            <w:r>
+              <w:rPr>
+                <w:rFonts w:ascii="Calibri" w:hAnsi="Calibri"/>
+                <w:b/>
+                <w:i w:val="0"/>
+                <w:color w:val="FFFFFF"/>
+                <w:sz w:val="17"/>
+              </w:rPr>
+              <w:t>Recurso</w:t>
+            </w:r>
+          </w:p>
+        </w:tc>
+        <w:tc>
+          <w:tcPr>
+            <w:tcW w:type="dxa" w:w="1560"/>
+            <w:shd w:val="clear" w:fill="2C3A52"/>
+          </w:tcPr>
+          <w:p>
+            <w:r>
+              <w:rPr>
+                <w:rFonts w:ascii="Calibri" w:hAnsi="Calibri"/>
+                <w:b/>
+                <w:i w:val="0"/>
+                <w:color w:val="FFFFFF"/>
+                <w:sz w:val="17"/>
+              </w:rPr>
+              <w:t>Precio</w:t>
+            </w:r>
+          </w:p>
+        </w:tc>
+        <w:tc>
+          <w:tcPr>
+            <w:tcW w:type="dxa" w:w="1560"/>
+            <w:shd w:val="clear" w:fill="2C3A52"/>
+          </w:tcPr>
+          <w:p>
+            <w:r>
+              <w:rPr>
+                <w:rFonts w:ascii="Calibri" w:hAnsi="Calibri"/>
+                <w:b/>
+                <w:i w:val="0"/>
+                <w:color w:val="FFFFFF"/>
+                <w:sz w:val="17"/>
+              </w:rPr>
+              <w:t>1 d</w:t>
+            </w:r>
+          </w:p>
+        </w:tc>
+        <w:tc>
+          <w:tcPr>
+            <w:tcW w:type="dxa" w:w="1560"/>
+            <w:shd w:val="clear" w:fill="2C3A52"/>
+          </w:tcPr>
+          <w:p>
+            <w:r>
+              <w:rPr>
+                <w:rFonts w:ascii="Calibri" w:hAnsi="Calibri"/>
+                <w:b/>
+                <w:i w:val="0"/>
+                <w:color w:val="FFFFFF"/>
+                <w:sz w:val="17"/>
+              </w:rPr>
+              <w:t>30 d</w:t>
+            </w:r>
+          </w:p>
+        </w:tc>
+        <w:tc>
+          <w:tcPr>
+            <w:tcW w:type="dxa" w:w="1560"/>
+            <w:shd w:val="clear" w:fill="2C3A52"/>
+          </w:tcPr>
+          <w:p>
+            <w:r>
+              <w:rPr>
+                <w:rFonts w:ascii="Calibri" w:hAnsi="Calibri"/>
+                <w:b/>
+                <w:i w:val="0"/>
+                <w:color w:val="FFFFFF"/>
+                <w:sz w:val="17"/>
+              </w:rPr>
+              <w:t>Vol 30d</w:t>
+            </w:r>
+          </w:p>
+        </w:tc>
+      </w:tr>
+      <w:tr>
+        <w:tc>
+          <w:tcPr>
+            <w:tcW w:type="dxa" w:w="1560"/>
+          </w:tcPr>
+          <w:p>
+            <w:r>
+              <w:rPr>
+                <w:rFonts w:ascii="Calibri" w:hAnsi="Calibri"/>
+                <w:b/>
+                <w:i w:val="0"/>
+                <w:color w:val="0F1A2E"/>
+                <w:sz w:val="18"/>
+              </w:rPr>
+              <w:t>GIL</w:t>
+            </w:r>
+          </w:p>
+        </w:tc>
+        <w:tc>
+          <w:tcPr>
+            <w:tcW w:type="dxa" w:w="1560"/>
+          </w:tcPr>
+          <w:p>
+            <w:r>
+              <w:rPr>
+                <w:rFonts w:ascii="Calibri" w:hAnsi="Calibri"/>
+                <w:b w:val="0"/>
+                <w:i w:val="0"/>
+                <w:color w:val="1A1A1A"/>
+                <w:sz w:val="17"/>
+              </w:rPr>
+              <w:t>Manufactura de exportación</w:t>
+            </w:r>
+          </w:p>
+        </w:tc>
+        <w:tc>
+          <w:tcPr>
+            <w:tcW w:type="dxa" w:w="1560"/>
+          </w:tcPr>
+          <w:p>
+            <w:pPr>
+              <w:jc w:val="right"/>
+            </w:pPr>
+            <w:r>
+              <w:rPr>
+                <w:rFonts w:ascii="Calibri" w:hAnsi="Calibri"/>
+                <w:b w:val="0"/>
+                <w:i w:val="0"/>
+                <w:color w:val="1A1A1A"/>
+                <w:sz w:val="18"/>
+              </w:rPr>
+              <w:t>49.8</w:t>
             </w:r>
           </w:p>
         </w:tc>
@@ -1124,7 +3198,7 @@
                 <w:color w:val="A33A2E"/>
                 <w:sz w:val="19"/>
               </w:rPr>
-              <w:t>-5.68%</w:t>
+              <w:t>-6.50%</w:t>
             </w:r>
           </w:p>
         </w:tc>
@@ -1144,7 +3218,7 @@
                 <w:color w:val="A33A2E"/>
                 <w:sz w:val="19"/>
               </w:rPr>
-              <w:t>-19.93%</w:t>
+              <w:t>-5.61%</w:t>
             </w:r>
           </w:p>
         </w:tc>
@@ -1161,10 +3235,242 @@
                 <w:rFonts w:ascii="Calibri" w:hAnsi="Calibri"/>
                 <w:b w:val="0"/>
                 <w:i w:val="0"/>
-                <w:color w:val="5A6470"/>
+                <w:color w:val="4A5568"/>
                 <w:sz w:val="18"/>
               </w:rPr>
-              <w:t>59.35%</w:t>
+              <w:t>66.66%</w:t>
+            </w:r>
+          </w:p>
+        </w:tc>
+      </w:tr>
+      <w:tr>
+        <w:tc>
+          <w:tcPr>
+            <w:tcW w:type="dxa" w:w="1560"/>
+          </w:tcPr>
+          <w:p>
+            <w:r>
+              <w:rPr>
+                <w:rFonts w:ascii="Calibri" w:hAnsi="Calibri"/>
+                <w:b/>
+                <w:i w:val="0"/>
+                <w:color w:val="0F1A2E"/>
+                <w:sz w:val="18"/>
+              </w:rPr>
+              <w:t>EWW</w:t>
+            </w:r>
+          </w:p>
+        </w:tc>
+        <w:tc>
+          <w:tcPr>
+            <w:tcW w:type="dxa" w:w="1560"/>
+          </w:tcPr>
+          <w:p>
+            <w:r>
+              <w:rPr>
+                <w:rFonts w:ascii="Calibri" w:hAnsi="Calibri"/>
+                <w:b w:val="0"/>
+                <w:i w:val="0"/>
+                <w:color w:val="1A1A1A"/>
+                <w:sz w:val="17"/>
+              </w:rPr>
+              <w:t>IED</w:t>
+            </w:r>
+          </w:p>
+        </w:tc>
+        <w:tc>
+          <w:tcPr>
+            <w:tcW w:type="dxa" w:w="1560"/>
+          </w:tcPr>
+          <w:p>
+            <w:pPr>
+              <w:jc w:val="right"/>
+            </w:pPr>
+            <w:r>
+              <w:rPr>
+                <w:rFonts w:ascii="Calibri" w:hAnsi="Calibri"/>
+                <w:b w:val="0"/>
+                <w:i w:val="0"/>
+                <w:color w:val="1A1A1A"/>
+                <w:sz w:val="18"/>
+              </w:rPr>
+              <w:t>75.01</w:t>
+            </w:r>
+          </w:p>
+        </w:tc>
+        <w:tc>
+          <w:tcPr>
+            <w:tcW w:type="dxa" w:w="1560"/>
+          </w:tcPr>
+          <w:p>
+            <w:pPr>
+              <w:jc w:val="right"/>
+            </w:pPr>
+            <w:r>
+              <w:rPr>
+                <w:rFonts w:ascii="Calibri" w:hAnsi="Calibri"/>
+                <w:b/>
+                <w:i w:val="0"/>
+                <w:color w:val="A33A2E"/>
+                <w:sz w:val="19"/>
+              </w:rPr>
+              <w:t>-2.22%</w:t>
+            </w:r>
+          </w:p>
+        </w:tc>
+        <w:tc>
+          <w:tcPr>
+            <w:tcW w:type="dxa" w:w="1560"/>
+          </w:tcPr>
+          <w:p>
+            <w:pPr>
+              <w:jc w:val="right"/>
+            </w:pPr>
+            <w:r>
+              <w:rPr>
+                <w:rFonts w:ascii="Calibri" w:hAnsi="Calibri"/>
+                <w:b/>
+                <w:i w:val="0"/>
+                <w:color w:val="1F6F4A"/>
+                <w:sz w:val="19"/>
+              </w:rPr>
+              <w:t>+0.37%</w:t>
+            </w:r>
+          </w:p>
+        </w:tc>
+        <w:tc>
+          <w:tcPr>
+            <w:tcW w:type="dxa" w:w="1560"/>
+          </w:tcPr>
+          <w:p>
+            <w:pPr>
+              <w:jc w:val="right"/>
+            </w:pPr>
+            <w:r>
+              <w:rPr>
+                <w:rFonts w:ascii="Calibri" w:hAnsi="Calibri"/>
+                <w:b w:val="0"/>
+                <w:i w:val="0"/>
+                <w:color w:val="4A5568"/>
+                <w:sz w:val="18"/>
+              </w:rPr>
+              <w:t>21.05%</w:t>
+            </w:r>
+          </w:p>
+        </w:tc>
+      </w:tr>
+      <w:tr>
+        <w:tc>
+          <w:tcPr>
+            <w:tcW w:type="dxa" w:w="1560"/>
+          </w:tcPr>
+          <w:p>
+            <w:r>
+              <w:rPr>
+                <w:rFonts w:ascii="Calibri" w:hAnsi="Calibri"/>
+                <w:b/>
+                <w:i w:val="0"/>
+                <w:color w:val="0F1A2E"/>
+                <w:sz w:val="18"/>
+              </w:rPr>
+              <w:t>EMB</w:t>
+            </w:r>
+          </w:p>
+        </w:tc>
+        <w:tc>
+          <w:tcPr>
+            <w:tcW w:type="dxa" w:w="1560"/>
+          </w:tcPr>
+          <w:p>
+            <w:r>
+              <w:rPr>
+                <w:rFonts w:ascii="Calibri" w:hAnsi="Calibri"/>
+                <w:b w:val="0"/>
+                <w:i w:val="0"/>
+                <w:color w:val="1A1A1A"/>
+                <w:sz w:val="17"/>
+              </w:rPr>
+              <w:t>Deuda país</w:t>
+            </w:r>
+          </w:p>
+        </w:tc>
+        <w:tc>
+          <w:tcPr>
+            <w:tcW w:type="dxa" w:w="1560"/>
+          </w:tcPr>
+          <w:p>
+            <w:pPr>
+              <w:jc w:val="right"/>
+            </w:pPr>
+            <w:r>
+              <w:rPr>
+                <w:rFonts w:ascii="Calibri" w:hAnsi="Calibri"/>
+                <w:b w:val="0"/>
+                <w:i w:val="0"/>
+                <w:color w:val="1A1A1A"/>
+                <w:sz w:val="18"/>
+              </w:rPr>
+              <w:t>94.57</w:t>
+            </w:r>
+          </w:p>
+        </w:tc>
+        <w:tc>
+          <w:tcPr>
+            <w:tcW w:type="dxa" w:w="1560"/>
+          </w:tcPr>
+          <w:p>
+            <w:pPr>
+              <w:jc w:val="right"/>
+            </w:pPr>
+            <w:r>
+              <w:rPr>
+                <w:rFonts w:ascii="Calibri" w:hAnsi="Calibri"/>
+                <w:b/>
+                <w:i w:val="0"/>
+                <w:color w:val="A33A2E"/>
+                <w:sz w:val="19"/>
+              </w:rPr>
+              <w:t>-0.55%</w:t>
+            </w:r>
+          </w:p>
+        </w:tc>
+        <w:tc>
+          <w:tcPr>
+            <w:tcW w:type="dxa" w:w="1560"/>
+          </w:tcPr>
+          <w:p>
+            <w:pPr>
+              <w:jc w:val="right"/>
+            </w:pPr>
+            <w:r>
+              <w:rPr>
+                <w:rFonts w:ascii="Calibri" w:hAnsi="Calibri"/>
+                <w:b/>
+                <w:i w:val="0"/>
+                <w:color w:val="A33A2E"/>
+                <w:sz w:val="19"/>
+              </w:rPr>
+              <w:t>-1.35%</w:t>
+            </w:r>
+          </w:p>
+        </w:tc>
+        <w:tc>
+          <w:tcPr>
+            <w:tcW w:type="dxa" w:w="1560"/>
+          </w:tcPr>
+          <w:p>
+            <w:pPr>
+              <w:jc w:val="right"/>
+            </w:pPr>
+            <w:r>
+              <w:rPr>
+                <w:rFonts w:ascii="Calibri" w:hAnsi="Calibri"/>
+                <w:b w:val="0"/>
+                <w:i w:val="0"/>
+                <w:color w:val="4A5568"/>
+                <w:sz w:val="18"/>
+              </w:rPr>
+              <w:t>5.31%</w:t>
             </w:r>
           </w:p>
         </w:tc>
@@ -1184,67 +3490,7 @@
           <w:rFonts w:ascii="Calibri" w:hAnsi="Calibri"/>
           <w:b w:val="0"/>
           <w:i w:val="0"/>
-          <w:color w:val="222A30"/>
-          <w:sz w:val="22"/>
-        </w:rPr>
-        <w:t>MP Materials marcó señal, y es el caso que mejor ilustra por qué la atribución apresurada erosiona la credibilidad. MP es un productor doméstico estadounidense y su precio lo gobierna la política china de exportación y licencias, que fija el piso y el techo del NdPr, más el respaldo del Departamento de Defensa. Está mapeado en este teatro por esa razón, como alternativa occidental al dominio chino, y ahí es donde vive su causalidad. Cualquier intento de explicarlo por eventos de otro hemisferio confunde correlación de calendario con estructura.</w:t>
-      </w:r>
-    </w:p>
-    <w:p>
-      <w:pPr>
-        <w:spacing w:after="160" w:line="307" w:lineRule="auto"/>
-      </w:pPr>
-      <w:r>
-        <w:rPr>
-          <w:rFonts w:ascii="Calibri" w:hAnsi="Calibri"/>
-          <w:b w:val="0"/>
-          <w:i w:val="0"/>
-          <w:color w:val="222A30"/>
-          <w:sz w:val="22"/>
-        </w:rPr>
-        <w:t>La consecuencia regional es indirecta pero real. América Latina figura en el mapa de la diversificación de tierras raras fuera de China como fuente potencial, todavía en etapa exploratoria. Cada movimiento de la política china sobre este vector revalúa esos proyectos regionales, y ese es el canal por el que un decisor de minería debería leer la señal de MP.</w:t>
-      </w:r>
-    </w:p>
-    <w:p>
-      <w:pPr>
-        <w:spacing w:before="280" w:after="0"/>
-      </w:pPr>
-      <w:r>
-        <w:rPr>
-          <w:rFonts w:ascii="Calibri" w:hAnsi="Calibri"/>
-          <w:b/>
-          <w:i w:val="0"/>
-          <w:color w:val="26413C"/>
-          <w:sz w:val="18"/>
-        </w:rPr>
-        <w:t>AMÉRICAS</w:t>
-      </w:r>
-    </w:p>
-    <w:p>
-      <w:pPr>
-        <w:spacing w:after="120"/>
-      </w:pPr>
-      <w:r>
-        <w:rPr>
-          <w:rFonts w:ascii="Calibri" w:hAnsi="Calibri"/>
-          <w:b/>
-          <w:i w:val="0"/>
-          <w:color w:val="1F2A33"/>
-          <w:sz w:val="30"/>
-        </w:rPr>
-        <w:t>Sin señales, con una recomposición de fondo</w:t>
-      </w:r>
-    </w:p>
-    <w:p>
-      <w:pPr>
-        <w:spacing w:after="160" w:line="307" w:lineRule="auto"/>
-      </w:pPr>
-      <w:r>
-        <w:rPr>
-          <w:rFonts w:ascii="Calibri" w:hAnsi="Calibri"/>
-          <w:b w:val="0"/>
-          <w:i w:val="0"/>
-          <w:color w:val="222A30"/>
+          <w:color w:val="1A1A1A"/>
           <w:sz w:val="22"/>
         </w:rPr>
         <w:t>El teatro no marcó movimientos fuera de rango este mes, pero registra un cambio estructural que conviene anotar. Tras la absorción de Hess por Chevron, la exposición al Bloque Stabroek en aguas del Esequibo quedó repartida entre el operador y el nuevo socio, con lo que la señal más limpia sobre el diferendo Venezuela-Guyana pasa a leerse en el productor operador. La calma del tablero no equivale a calma del nodo.</w:t>
@@ -1259,7 +3505,7 @@
           <w:rFonts w:ascii="Calibri" w:hAnsi="Calibri"/>
           <w:b/>
           <w:i w:val="0"/>
-          <w:color w:val="26413C"/>
+          <w:color w:val="8A6B18"/>
           <w:sz w:val="18"/>
         </w:rPr>
         <w:t>ÁFRICA DE RECURSOS CRÍTICOS</w:t>
@@ -1274,7 +3520,7 @@
           <w:rFonts w:ascii="Calibri" w:hAnsi="Calibri"/>
           <w:b/>
           <w:i w:val="0"/>
-          <w:color w:val="1F2A33"/>
+          <w:color w:val="0F1A2E"/>
           <w:sz w:val="30"/>
         </w:rPr>
         <w:t>El cinturón crítico, en vigilancia</w:t>
@@ -1289,7 +3535,7 @@
           <w:rFonts w:ascii="Calibri" w:hAnsi="Calibri"/>
           <w:b w:val="0"/>
           <w:i w:val="0"/>
-          <w:color w:val="222A30"/>
+          <w:color w:val="1A1A1A"/>
           <w:sz w:val="22"/>
         </w:rPr>
         <w:t>Sin señales de precio este mes en cobalto, uranio y GNL. El teatro se incorporó al núcleo recientemente y su valor es prospectivo: concentra los estrangulamientos de la economía de la transición, y su relevancia se activa ante disrupción de suministro más que ante movimiento de mercado. Se mantiene en vigilancia.</w:t>
@@ -1304,7 +3550,7 @@
           <w:rFonts w:ascii="Calibri" w:hAnsi="Calibri"/>
           <w:b/>
           <w:i w:val="0"/>
-          <w:color w:val="26413C"/>
+          <w:color w:val="8A6B18"/>
           <w:sz w:val="18"/>
         </w:rPr>
         <w:t>PROSPECTIVA</w:t>
@@ -1319,7 +3565,7 @@
           <w:rFonts w:ascii="Calibri" w:hAnsi="Calibri"/>
           <w:b/>
           <w:i w:val="0"/>
-          <w:color w:val="1F2A33"/>
+          <w:color w:val="0F1A2E"/>
           <w:sz w:val="30"/>
         </w:rPr>
         <w:t>Señales a vigilar</w:t>
@@ -1334,7 +3580,7 @@
           <w:rFonts w:ascii="Calibri" w:hAnsi="Calibri"/>
           <w:b w:val="0"/>
           <w:i w:val="0"/>
-          <w:color w:val="222A30"/>
+          <w:color w:val="1A1A1A"/>
           <w:sz w:val="22"/>
         </w:rPr>
         <w:t>El cierre del mes deja tres frentes abiertos para el próximo período. En el agrícola, la confirmación o no del movimiento conjunto trigo-maíz-fertilizantes define si el vector de la guerra sigue activo o si julio fue un episodio idiosincrático del maíz. En el energético, la persistencia de la prima de Ormuz depende de la evolución del tránsito, y su disipación sería tan informativa como su sostenimiento. En tierras raras, cualquier ajuste en la política de licencias de exportación china revaluaría de inmediato tanto a los productores occidentales como a los proyectos regionales en etapa temprana.</w:t>
@@ -1343,7 +3589,7 @@
     <w:p>
       <w:pPr>
         <w:pBdr>
-          <w:bottom w:val="single" w:sz="6" w:space="1" w:color="1F2A33"/>
+          <w:bottom w:val="single" w:sz="6" w:space="1" w:color="0F1A2E"/>
         </w:pBdr>
         <w:spacing w:after="40"/>
       </w:pPr>
@@ -1357,7 +3603,7 @@
           <w:rFonts w:ascii="Calibri" w:hAnsi="Calibri"/>
           <w:b/>
           <w:i w:val="0"/>
-          <w:color w:val="1F2A33"/>
+          <w:color w:val="0F1A2E"/>
           <w:sz w:val="18"/>
         </w:rPr>
         <w:t xml:space="preserve">Encuadre metodológico. </w:t>
@@ -1367,7 +3613,7 @@
           <w:rFonts w:ascii="Calibri" w:hAnsi="Calibri"/>
           <w:b w:val="0"/>
           <w:i w:val="0"/>
-          <w:color w:val="5A6470"/>
+          <w:color w:val="4A5568"/>
           <w:sz w:val="18"/>
         </w:rPr>
         <w:t>El MCG es un monitor de exposición. Mapea conflictos activos a activos cotizables en minería, banca y energía, y registra sus movimientos. No establece relaciones causales entre un conflicto y un movimiento de precio: esa lectura es analítica y está firmada. Los precios provienen de Yahoo Finance; la interpretación se apoya en fuentes primarias verificadas. Los movimientos marcados como señal son estadísticamente inusuales para cada activo, no necesariamente relevantes.</w:t>
@@ -1379,7 +3625,7 @@
           <w:rFonts w:ascii="Calibri" w:hAnsi="Calibri"/>
           <w:b/>
           <w:i w:val="0"/>
-          <w:color w:val="1F2A33"/>
+          <w:color w:val="0F1A2E"/>
           <w:sz w:val="21"/>
         </w:rPr>
         <w:t>Fernando Legrand — Strathos Lab</w:t>
@@ -1391,7 +3637,7 @@
           <w:rFonts w:ascii="Calibri" w:hAnsi="Calibri"/>
           <w:b w:val="0"/>
           <w:i w:val="0"/>
-          <w:color w:val="5A6470"/>
+          <w:color w:val="4A5568"/>
           <w:sz w:val="18"/>
         </w:rPr>
         <w:t>strathoslab.com · julio de 2026</w:t>
